--- a/Домашкин Курсовая.docx
+++ b/Домашкин Курсовая.docx
@@ -22,7 +22,7 @@
           <w:sz w:val="32"/>
           <w:szCs w:val="32"/>
         </w:rPr>
-        <w:t>Учебный пример &lt;</w:t>
+        <w:t xml:space="preserve">Учебный </w:t>
       </w:r>
       <w:r>
         <w:rPr>
@@ -32,7 +32,7 @@
           <w:sz w:val="32"/>
           <w:szCs w:val="32"/>
         </w:rPr>
-        <w:t>Щупальцы Доктора Осьминога</w:t>
+        <w:t>проект</w:t>
       </w:r>
       <w:r>
         <w:rPr>
@@ -42,13 +42,9 @@
           <w:sz w:val="32"/>
           <w:szCs w:val="32"/>
         </w:rPr>
-        <w:t>&gt;</w:t>
-      </w:r>
-    </w:p>
-    <w:p>
-      <w:pPr>
-        <w:spacing w:after="0" w:line="240" w:lineRule="auto"/>
-        <w:jc w:val="center"/>
+        <w:t xml:space="preserve"> &lt;</w:t>
+      </w:r>
+      <w:r>
         <w:rPr>
           <w:rFonts w:ascii="Times New Roman" w:hAnsi="Times New Roman" w:cs="Times New Roman"/>
           <w:b/>
@@ -56,12 +52,9 @@
           <w:sz w:val="32"/>
           <w:szCs w:val="32"/>
         </w:rPr>
-      </w:pPr>
-    </w:p>
-    <w:p>
-      <w:pPr>
-        <w:spacing w:after="0" w:line="240" w:lineRule="auto"/>
-        <w:jc w:val="center"/>
+        <w:t>Щупальцы Доктора Осьминога</w:t>
+      </w:r>
+      <w:r>
         <w:rPr>
           <w:rFonts w:ascii="Times New Roman" w:hAnsi="Times New Roman" w:cs="Times New Roman"/>
           <w:b/>
@@ -69,12 +62,40 @@
           <w:sz w:val="32"/>
           <w:szCs w:val="32"/>
         </w:rPr>
-      </w:pPr>
-      <w:r>
-        <w:rPr>
-          <w:rFonts w:ascii="Times New Roman" w:hAnsi="Times New Roman" w:cs="Times New Roman"/>
-          <w:b/>
-          <w:bCs/>
+        <w:t>&gt;</w:t>
+      </w:r>
+    </w:p>
+    <w:p>
+      <w:pPr>
+        <w:spacing w:after="0" w:line="240" w:lineRule="auto"/>
+        <w:jc w:val="center"/>
+        <w:rPr>
+          <w:rFonts w:ascii="Times New Roman" w:hAnsi="Times New Roman" w:cs="Times New Roman"/>
+          <w:b/>
+          <w:bCs/>
+          <w:sz w:val="32"/>
+          <w:szCs w:val="32"/>
+        </w:rPr>
+      </w:pPr>
+    </w:p>
+    <w:p>
+      <w:pPr>
+        <w:spacing w:after="0" w:line="240" w:lineRule="auto"/>
+        <w:jc w:val="center"/>
+        <w:rPr>
+          <w:rFonts w:ascii="Times New Roman" w:hAnsi="Times New Roman" w:cs="Times New Roman"/>
+          <w:b/>
+          <w:bCs/>
+          <w:sz w:val="32"/>
+          <w:szCs w:val="32"/>
+        </w:rPr>
+      </w:pPr>
+      <w:r>
+        <w:rPr>
+          <w:rFonts w:ascii="Times New Roman" w:hAnsi="Times New Roman" w:cs="Times New Roman"/>
+          <w:b/>
+          <w:bCs/>
+          <w:noProof/>
           <w:sz w:val="32"/>
           <w:szCs w:val="32"/>
         </w:rPr>
@@ -269,6 +290,1798 @@
         <w:t>Ключевые ценности, ущербы, неприемлемые события</w:t>
       </w:r>
     </w:p>
+    <w:p>
+      <w:pPr>
+        <w:spacing w:after="0" w:line="240" w:lineRule="auto"/>
+        <w:rPr>
+          <w:rFonts w:ascii="Times New Roman" w:hAnsi="Times New Roman" w:cs="Times New Roman"/>
+          <w:b/>
+          <w:bCs/>
+        </w:rPr>
+      </w:pPr>
+    </w:p>
+    <w:tbl>
+      <w:tblPr>
+        <w:tblStyle w:val="ac"/>
+        <w:tblW w:w="0" w:type="auto"/>
+        <w:tblLook w:val="04A0" w:firstRow="1" w:lastRow="0" w:firstColumn="1" w:lastColumn="0" w:noHBand="0" w:noVBand="1"/>
+      </w:tblPr>
+      <w:tblGrid>
+        <w:gridCol w:w="2336"/>
+        <w:gridCol w:w="2336"/>
+        <w:gridCol w:w="2336"/>
+        <w:gridCol w:w="2337"/>
+      </w:tblGrid>
+      <w:tr>
+        <w:tc>
+          <w:tcPr>
+            <w:tcW w:w="2336" w:type="dxa"/>
+            <w:vAlign w:val="center"/>
+          </w:tcPr>
+          <w:p>
+            <w:pPr>
+              <w:rPr>
+                <w:rFonts w:ascii="Times New Roman" w:hAnsi="Times New Roman" w:cs="Times New Roman"/>
+                <w:b/>
+                <w:bCs/>
+              </w:rPr>
+            </w:pPr>
+            <w:r>
+              <w:rPr>
+                <w:rStyle w:val="ae"/>
+                <w:rFonts w:ascii="Times New Roman" w:hAnsi="Times New Roman" w:cs="Times New Roman"/>
+                <w:color w:val="1F1F1F"/>
+                <w:bdr w:val="none" w:sz="0" w:space="0" w:color="auto" w:frame="1"/>
+              </w:rPr>
+              <w:t>Ценность</w:t>
+            </w:r>
+          </w:p>
+        </w:tc>
+        <w:tc>
+          <w:tcPr>
+            <w:tcW w:w="2336" w:type="dxa"/>
+            <w:vAlign w:val="center"/>
+          </w:tcPr>
+          <w:p>
+            <w:pPr>
+              <w:rPr>
+                <w:rFonts w:ascii="Times New Roman" w:hAnsi="Times New Roman" w:cs="Times New Roman"/>
+                <w:b/>
+                <w:bCs/>
+              </w:rPr>
+            </w:pPr>
+            <w:r>
+              <w:rPr>
+                <w:rStyle w:val="ae"/>
+                <w:rFonts w:ascii="Times New Roman" w:hAnsi="Times New Roman" w:cs="Times New Roman"/>
+                <w:color w:val="1F1F1F"/>
+                <w:bdr w:val="none" w:sz="0" w:space="0" w:color="auto" w:frame="1"/>
+              </w:rPr>
+              <w:t xml:space="preserve">Негативное событие </w:t>
+            </w:r>
+          </w:p>
+        </w:tc>
+        <w:tc>
+          <w:tcPr>
+            <w:tcW w:w="2336" w:type="dxa"/>
+            <w:vAlign w:val="center"/>
+          </w:tcPr>
+          <w:p>
+            <w:pPr>
+              <w:rPr>
+                <w:rFonts w:ascii="Times New Roman" w:hAnsi="Times New Roman" w:cs="Times New Roman"/>
+                <w:b/>
+                <w:bCs/>
+              </w:rPr>
+            </w:pPr>
+            <w:r>
+              <w:rPr>
+                <w:rStyle w:val="ae"/>
+                <w:rFonts w:ascii="Times New Roman" w:hAnsi="Times New Roman" w:cs="Times New Roman"/>
+                <w:color w:val="1F1F1F"/>
+                <w:bdr w:val="none" w:sz="0" w:space="0" w:color="auto" w:frame="1"/>
+              </w:rPr>
+              <w:t>Оценка ущерба</w:t>
+            </w:r>
+          </w:p>
+        </w:tc>
+        <w:tc>
+          <w:tcPr>
+            <w:tcW w:w="2337" w:type="dxa"/>
+            <w:vAlign w:val="center"/>
+          </w:tcPr>
+          <w:p>
+            <w:pPr>
+              <w:rPr>
+                <w:rFonts w:ascii="Times New Roman" w:hAnsi="Times New Roman" w:cs="Times New Roman"/>
+                <w:b/>
+                <w:bCs/>
+              </w:rPr>
+            </w:pPr>
+            <w:r>
+              <w:rPr>
+                <w:rStyle w:val="ae"/>
+                <w:rFonts w:ascii="Times New Roman" w:hAnsi="Times New Roman" w:cs="Times New Roman"/>
+                <w:color w:val="1F1F1F"/>
+                <w:bdr w:val="none" w:sz="0" w:space="0" w:color="auto" w:frame="1"/>
+              </w:rPr>
+              <w:t>Комментарий</w:t>
+            </w:r>
+          </w:p>
+        </w:tc>
+      </w:tr>
+      <w:tr>
+        <w:tc>
+          <w:tcPr>
+            <w:tcW w:w="2336" w:type="dxa"/>
+            <w:vAlign w:val="center"/>
+          </w:tcPr>
+          <w:p>
+            <w:pPr>
+              <w:rPr>
+                <w:rFonts w:ascii="Times New Roman" w:hAnsi="Times New Roman" w:cs="Times New Roman"/>
+              </w:rPr>
+            </w:pPr>
+            <w:r>
+              <w:rPr>
+                <w:rFonts w:ascii="Times New Roman" w:hAnsi="Times New Roman" w:cs="Times New Roman"/>
+                <w:color w:val="1F1F1F"/>
+                <w:bdr w:val="none" w:sz="0" w:space="0" w:color="auto" w:frame="1"/>
+              </w:rPr>
+              <w:t>Жизнь и здоровье пользователя</w:t>
+            </w:r>
+          </w:p>
+        </w:tc>
+        <w:tc>
+          <w:tcPr>
+            <w:tcW w:w="2336" w:type="dxa"/>
+            <w:vAlign w:val="center"/>
+          </w:tcPr>
+          <w:p>
+            <w:pPr>
+              <w:rPr>
+                <w:rFonts w:ascii="Times New Roman" w:hAnsi="Times New Roman" w:cs="Times New Roman"/>
+              </w:rPr>
+            </w:pPr>
+            <w:r>
+              <w:rPr>
+                <w:rFonts w:ascii="Times New Roman" w:hAnsi="Times New Roman" w:cs="Times New Roman"/>
+                <w:color w:val="1F1F1F"/>
+                <w:bdr w:val="none" w:sz="0" w:space="0" w:color="auto" w:frame="1"/>
+              </w:rPr>
+              <w:t>Физическое травмирование пользователя приводами (защемление, падение)</w:t>
+            </w:r>
+          </w:p>
+        </w:tc>
+        <w:tc>
+          <w:tcPr>
+            <w:tcW w:w="2336" w:type="dxa"/>
+            <w:vAlign w:val="center"/>
+          </w:tcPr>
+          <w:p>
+            <w:pPr>
+              <w:rPr>
+                <w:rFonts w:ascii="Times New Roman" w:hAnsi="Times New Roman" w:cs="Times New Roman"/>
+              </w:rPr>
+            </w:pPr>
+            <w:r>
+              <w:rPr>
+                <w:rFonts w:ascii="Times New Roman" w:hAnsi="Times New Roman" w:cs="Times New Roman"/>
+                <w:color w:val="1F1F1F"/>
+                <w:bdr w:val="none" w:sz="0" w:space="0" w:color="auto" w:frame="1"/>
+              </w:rPr>
+              <w:t>Высокий</w:t>
+            </w:r>
+          </w:p>
+        </w:tc>
+        <w:tc>
+          <w:tcPr>
+            <w:tcW w:w="2337" w:type="dxa"/>
+            <w:vAlign w:val="center"/>
+          </w:tcPr>
+          <w:p>
+            <w:pPr>
+              <w:rPr>
+                <w:rFonts w:ascii="Times New Roman" w:hAnsi="Times New Roman" w:cs="Times New Roman"/>
+              </w:rPr>
+            </w:pPr>
+            <w:r>
+              <w:rPr>
+                <w:rFonts w:ascii="Times New Roman" w:hAnsi="Times New Roman" w:cs="Times New Roman"/>
+                <w:color w:val="1F1F1F"/>
+                <w:bdr w:val="none" w:sz="0" w:space="0" w:color="auto" w:frame="1"/>
+              </w:rPr>
+              <w:t>Прямая физическая связь с позвоночником повышает риск летального исхода при сбое ПО.</w:t>
+            </w:r>
+          </w:p>
+        </w:tc>
+      </w:tr>
+      <w:tr>
+        <w:tc>
+          <w:tcPr>
+            <w:tcW w:w="2336" w:type="dxa"/>
+            <w:vAlign w:val="center"/>
+          </w:tcPr>
+          <w:p>
+            <w:pPr>
+              <w:rPr>
+                <w:rFonts w:ascii="Times New Roman" w:hAnsi="Times New Roman" w:cs="Times New Roman"/>
+              </w:rPr>
+            </w:pPr>
+            <w:r>
+              <w:rPr>
+                <w:rFonts w:ascii="Times New Roman" w:hAnsi="Times New Roman" w:cs="Times New Roman"/>
+                <w:color w:val="1F1F1F"/>
+                <w:bdr w:val="none" w:sz="0" w:space="0" w:color="auto" w:frame="1"/>
+              </w:rPr>
+              <w:t>Когнитивная приватность</w:t>
+            </w:r>
+          </w:p>
+        </w:tc>
+        <w:tc>
+          <w:tcPr>
+            <w:tcW w:w="2336" w:type="dxa"/>
+            <w:vAlign w:val="center"/>
+          </w:tcPr>
+          <w:p>
+            <w:pPr>
+              <w:rPr>
+                <w:rFonts w:ascii="Times New Roman" w:hAnsi="Times New Roman" w:cs="Times New Roman"/>
+              </w:rPr>
+            </w:pPr>
+            <w:r>
+              <w:rPr>
+                <w:rFonts w:ascii="Times New Roman" w:hAnsi="Times New Roman" w:cs="Times New Roman"/>
+                <w:color w:val="1F1F1F"/>
+                <w:bdr w:val="none" w:sz="0" w:space="0" w:color="auto" w:frame="1"/>
+              </w:rPr>
+              <w:t>Утечка или перехват паттернов нейронной активности (чтение мыслей/намерений)</w:t>
+            </w:r>
+          </w:p>
+        </w:tc>
+        <w:tc>
+          <w:tcPr>
+            <w:tcW w:w="2336" w:type="dxa"/>
+            <w:vAlign w:val="center"/>
+          </w:tcPr>
+          <w:p>
+            <w:pPr>
+              <w:rPr>
+                <w:rFonts w:ascii="Times New Roman" w:hAnsi="Times New Roman" w:cs="Times New Roman"/>
+              </w:rPr>
+            </w:pPr>
+            <w:r>
+              <w:rPr>
+                <w:rFonts w:ascii="Times New Roman" w:hAnsi="Times New Roman" w:cs="Times New Roman"/>
+                <w:color w:val="1F1F1F"/>
+                <w:bdr w:val="none" w:sz="0" w:space="0" w:color="auto" w:frame="1"/>
+              </w:rPr>
+              <w:t>Высокий</w:t>
+            </w:r>
+          </w:p>
+        </w:tc>
+        <w:tc>
+          <w:tcPr>
+            <w:tcW w:w="2337" w:type="dxa"/>
+            <w:vAlign w:val="center"/>
+          </w:tcPr>
+          <w:p>
+            <w:pPr>
+              <w:rPr>
+                <w:rFonts w:ascii="Times New Roman" w:hAnsi="Times New Roman" w:cs="Times New Roman"/>
+              </w:rPr>
+            </w:pPr>
+            <w:r>
+              <w:rPr>
+                <w:rFonts w:ascii="Times New Roman" w:hAnsi="Times New Roman" w:cs="Times New Roman"/>
+                <w:color w:val="1F1F1F"/>
+                <w:bdr w:val="none" w:sz="0" w:space="0" w:color="auto" w:frame="1"/>
+              </w:rPr>
+              <w:t xml:space="preserve">Массовый сбор </w:t>
+            </w:r>
+            <w:proofErr w:type="spellStart"/>
+            <w:r>
+              <w:rPr>
+                <w:rFonts w:ascii="Times New Roman" w:hAnsi="Times New Roman" w:cs="Times New Roman"/>
+                <w:color w:val="1F1F1F"/>
+                <w:bdr w:val="none" w:sz="0" w:space="0" w:color="auto" w:frame="1"/>
+              </w:rPr>
+              <w:t>нейроданных</w:t>
+            </w:r>
+            <w:proofErr w:type="spellEnd"/>
+            <w:r>
+              <w:rPr>
+                <w:rFonts w:ascii="Times New Roman" w:hAnsi="Times New Roman" w:cs="Times New Roman"/>
+                <w:color w:val="1F1F1F"/>
+                <w:bdr w:val="none" w:sz="0" w:space="0" w:color="auto" w:frame="1"/>
+              </w:rPr>
+              <w:t xml:space="preserve"> создает риск беспрецедентного нарушения тайны частной жизни.</w:t>
+            </w:r>
+          </w:p>
+        </w:tc>
+      </w:tr>
+      <w:tr>
+        <w:tc>
+          <w:tcPr>
+            <w:tcW w:w="2336" w:type="dxa"/>
+            <w:vAlign w:val="center"/>
+          </w:tcPr>
+          <w:p>
+            <w:pPr>
+              <w:rPr>
+                <w:rFonts w:ascii="Times New Roman" w:hAnsi="Times New Roman" w:cs="Times New Roman"/>
+              </w:rPr>
+            </w:pPr>
+            <w:r>
+              <w:rPr>
+                <w:rFonts w:ascii="Times New Roman" w:hAnsi="Times New Roman" w:cs="Times New Roman"/>
+                <w:color w:val="1F1F1F"/>
+                <w:bdr w:val="none" w:sz="0" w:space="0" w:color="auto" w:frame="1"/>
+              </w:rPr>
+              <w:t>Общественная безопасность</w:t>
+            </w:r>
+          </w:p>
+        </w:tc>
+        <w:tc>
+          <w:tcPr>
+            <w:tcW w:w="2336" w:type="dxa"/>
+            <w:vAlign w:val="center"/>
+          </w:tcPr>
+          <w:p>
+            <w:pPr>
+              <w:rPr>
+                <w:rFonts w:ascii="Times New Roman" w:hAnsi="Times New Roman" w:cs="Times New Roman"/>
+              </w:rPr>
+            </w:pPr>
+            <w:r>
+              <w:rPr>
+                <w:rFonts w:ascii="Times New Roman" w:hAnsi="Times New Roman" w:cs="Times New Roman"/>
+                <w:color w:val="1F1F1F"/>
+                <w:bdr w:val="none" w:sz="0" w:space="0" w:color="auto" w:frame="1"/>
+              </w:rPr>
+              <w:t xml:space="preserve">Использование манипуляторов для </w:t>
+            </w:r>
+            <w:r>
+              <w:rPr>
+                <w:rFonts w:ascii="Times New Roman" w:hAnsi="Times New Roman" w:cs="Times New Roman"/>
+                <w:color w:val="1F1F1F"/>
+                <w:bdr w:val="none" w:sz="0" w:space="0" w:color="auto" w:frame="1"/>
+              </w:rPr>
+              <w:lastRenderedPageBreak/>
+              <w:t>совершения преступлений (кражи, погромы)</w:t>
+            </w:r>
+          </w:p>
+        </w:tc>
+        <w:tc>
+          <w:tcPr>
+            <w:tcW w:w="2336" w:type="dxa"/>
+            <w:vAlign w:val="center"/>
+          </w:tcPr>
+          <w:p>
+            <w:pPr>
+              <w:rPr>
+                <w:rFonts w:ascii="Times New Roman" w:hAnsi="Times New Roman" w:cs="Times New Roman"/>
+              </w:rPr>
+            </w:pPr>
+            <w:r>
+              <w:rPr>
+                <w:rFonts w:ascii="Times New Roman" w:hAnsi="Times New Roman" w:cs="Times New Roman"/>
+                <w:color w:val="1F1F1F"/>
+                <w:bdr w:val="none" w:sz="0" w:space="0" w:color="auto" w:frame="1"/>
+              </w:rPr>
+              <w:lastRenderedPageBreak/>
+              <w:t>Высокий</w:t>
+            </w:r>
+          </w:p>
+        </w:tc>
+        <w:tc>
+          <w:tcPr>
+            <w:tcW w:w="2337" w:type="dxa"/>
+            <w:vAlign w:val="center"/>
+          </w:tcPr>
+          <w:p>
+            <w:pPr>
+              <w:rPr>
+                <w:rFonts w:ascii="Times New Roman" w:hAnsi="Times New Roman" w:cs="Times New Roman"/>
+              </w:rPr>
+            </w:pPr>
+            <w:r>
+              <w:rPr>
+                <w:rFonts w:ascii="Times New Roman" w:hAnsi="Times New Roman" w:cs="Times New Roman"/>
+                <w:color w:val="1F1F1F"/>
+                <w:bdr w:val="none" w:sz="0" w:space="0" w:color="auto" w:frame="1"/>
+              </w:rPr>
+              <w:t xml:space="preserve">Доступность устройства любому </w:t>
+            </w:r>
+            <w:r>
+              <w:rPr>
+                <w:rFonts w:ascii="Times New Roman" w:hAnsi="Times New Roman" w:cs="Times New Roman"/>
+                <w:color w:val="1F1F1F"/>
+                <w:bdr w:val="none" w:sz="0" w:space="0" w:color="auto" w:frame="1"/>
+              </w:rPr>
+              <w:lastRenderedPageBreak/>
+              <w:t>лицу увеличивает риск его применения в криминальных целях.</w:t>
+            </w:r>
+          </w:p>
+        </w:tc>
+      </w:tr>
+      <w:tr>
+        <w:tc>
+          <w:tcPr>
+            <w:tcW w:w="2336" w:type="dxa"/>
+            <w:vAlign w:val="center"/>
+          </w:tcPr>
+          <w:p>
+            <w:pPr>
+              <w:rPr>
+                <w:rFonts w:ascii="Times New Roman" w:hAnsi="Times New Roman" w:cs="Times New Roman"/>
+              </w:rPr>
+            </w:pPr>
+            <w:r>
+              <w:rPr>
+                <w:rFonts w:ascii="Times New Roman" w:hAnsi="Times New Roman" w:cs="Times New Roman"/>
+                <w:color w:val="1F1F1F"/>
+                <w:bdr w:val="none" w:sz="0" w:space="0" w:color="auto" w:frame="1"/>
+              </w:rPr>
+              <w:lastRenderedPageBreak/>
+              <w:t>Инфраструктура города</w:t>
+            </w:r>
+          </w:p>
+        </w:tc>
+        <w:tc>
+          <w:tcPr>
+            <w:tcW w:w="2336" w:type="dxa"/>
+            <w:vAlign w:val="center"/>
+          </w:tcPr>
+          <w:p>
+            <w:pPr>
+              <w:rPr>
+                <w:rFonts w:ascii="Times New Roman" w:hAnsi="Times New Roman" w:cs="Times New Roman"/>
+              </w:rPr>
+            </w:pPr>
+            <w:r>
+              <w:rPr>
+                <w:rFonts w:ascii="Times New Roman" w:hAnsi="Times New Roman" w:cs="Times New Roman"/>
+                <w:color w:val="1F1F1F"/>
+                <w:bdr w:val="none" w:sz="0" w:space="0" w:color="auto" w:frame="1"/>
+              </w:rPr>
+              <w:t>Дистанционный взлом группы устройств (формирование «ботнета» из манипуляторов)</w:t>
+            </w:r>
+          </w:p>
+        </w:tc>
+        <w:tc>
+          <w:tcPr>
+            <w:tcW w:w="2336" w:type="dxa"/>
+            <w:vAlign w:val="center"/>
+          </w:tcPr>
+          <w:p>
+            <w:pPr>
+              <w:rPr>
+                <w:rFonts w:ascii="Times New Roman" w:hAnsi="Times New Roman" w:cs="Times New Roman"/>
+              </w:rPr>
+            </w:pPr>
+            <w:r>
+              <w:rPr>
+                <w:rFonts w:ascii="Times New Roman" w:hAnsi="Times New Roman" w:cs="Times New Roman"/>
+                <w:color w:val="1F1F1F"/>
+                <w:bdr w:val="none" w:sz="0" w:space="0" w:color="auto" w:frame="1"/>
+              </w:rPr>
+              <w:t>Средний</w:t>
+            </w:r>
+          </w:p>
+        </w:tc>
+        <w:tc>
+          <w:tcPr>
+            <w:tcW w:w="2337" w:type="dxa"/>
+            <w:vAlign w:val="center"/>
+          </w:tcPr>
+          <w:p>
+            <w:pPr>
+              <w:rPr>
+                <w:rFonts w:ascii="Times New Roman" w:hAnsi="Times New Roman" w:cs="Times New Roman"/>
+              </w:rPr>
+            </w:pPr>
+            <w:r>
+              <w:rPr>
+                <w:rFonts w:ascii="Times New Roman" w:hAnsi="Times New Roman" w:cs="Times New Roman"/>
+                <w:color w:val="1F1F1F"/>
+                <w:bdr w:val="none" w:sz="0" w:space="0" w:color="auto" w:frame="1"/>
+              </w:rPr>
+              <w:t>Возможность скоординированной атаки на городские объекты со стороны множества пользователей.</w:t>
+            </w:r>
+          </w:p>
+        </w:tc>
+      </w:tr>
+      <w:tr>
+        <w:tc>
+          <w:tcPr>
+            <w:tcW w:w="2336" w:type="dxa"/>
+            <w:vAlign w:val="center"/>
+          </w:tcPr>
+          <w:p>
+            <w:pPr>
+              <w:rPr>
+                <w:rFonts w:ascii="Times New Roman" w:hAnsi="Times New Roman" w:cs="Times New Roman"/>
+              </w:rPr>
+            </w:pPr>
+            <w:r>
+              <w:rPr>
+                <w:rFonts w:ascii="Times New Roman" w:hAnsi="Times New Roman" w:cs="Times New Roman"/>
+                <w:color w:val="1F1F1F"/>
+                <w:bdr w:val="none" w:sz="0" w:space="0" w:color="auto" w:frame="1"/>
+              </w:rPr>
+              <w:t>Целостность сознания</w:t>
+            </w:r>
+          </w:p>
+        </w:tc>
+        <w:tc>
+          <w:tcPr>
+            <w:tcW w:w="2336" w:type="dxa"/>
+            <w:vAlign w:val="center"/>
+          </w:tcPr>
+          <w:p>
+            <w:pPr>
+              <w:rPr>
+                <w:rFonts w:ascii="Times New Roman" w:hAnsi="Times New Roman" w:cs="Times New Roman"/>
+              </w:rPr>
+            </w:pPr>
+            <w:r>
+              <w:rPr>
+                <w:rFonts w:ascii="Times New Roman" w:hAnsi="Times New Roman" w:cs="Times New Roman"/>
+                <w:color w:val="1F1F1F"/>
+                <w:bdr w:val="none" w:sz="0" w:space="0" w:color="auto" w:frame="1"/>
+              </w:rPr>
+              <w:t>Постепенное изменение поведенческих паттернов пользователя под влиянием алгоритмов ИИ</w:t>
+            </w:r>
+          </w:p>
+        </w:tc>
+        <w:tc>
+          <w:tcPr>
+            <w:tcW w:w="2336" w:type="dxa"/>
+            <w:vAlign w:val="center"/>
+          </w:tcPr>
+          <w:p>
+            <w:pPr>
+              <w:rPr>
+                <w:rFonts w:ascii="Times New Roman" w:hAnsi="Times New Roman" w:cs="Times New Roman"/>
+              </w:rPr>
+            </w:pPr>
+            <w:r>
+              <w:rPr>
+                <w:rFonts w:ascii="Times New Roman" w:hAnsi="Times New Roman" w:cs="Times New Roman"/>
+                <w:color w:val="1F1F1F"/>
+                <w:bdr w:val="none" w:sz="0" w:space="0" w:color="auto" w:frame="1"/>
+              </w:rPr>
+              <w:t>Высокая</w:t>
+            </w:r>
+          </w:p>
+        </w:tc>
+        <w:tc>
+          <w:tcPr>
+            <w:tcW w:w="2337" w:type="dxa"/>
+            <w:vAlign w:val="center"/>
+          </w:tcPr>
+          <w:p>
+            <w:pPr>
+              <w:rPr>
+                <w:rFonts w:ascii="Times New Roman" w:hAnsi="Times New Roman" w:cs="Times New Roman"/>
+              </w:rPr>
+            </w:pPr>
+            <w:r>
+              <w:rPr>
+                <w:rFonts w:ascii="Times New Roman" w:hAnsi="Times New Roman" w:cs="Times New Roman"/>
+                <w:color w:val="1F1F1F"/>
+                <w:bdr w:val="none" w:sz="0" w:space="0" w:color="auto" w:frame="1"/>
+              </w:rPr>
+              <w:t>Скрытое влияние ИИ на волю массы людей может привести к социальным дестабилизациям.</w:t>
+            </w:r>
+          </w:p>
+        </w:tc>
+      </w:tr>
+      <w:tr>
+        <w:tc>
+          <w:tcPr>
+            <w:tcW w:w="2336" w:type="dxa"/>
+            <w:vAlign w:val="center"/>
+          </w:tcPr>
+          <w:p>
+            <w:pPr>
+              <w:rPr>
+                <w:rFonts w:ascii="Times New Roman" w:hAnsi="Times New Roman" w:cs="Times New Roman"/>
+              </w:rPr>
+            </w:pPr>
+            <w:r>
+              <w:rPr>
+                <w:rFonts w:ascii="Times New Roman" w:hAnsi="Times New Roman" w:cs="Times New Roman"/>
+                <w:color w:val="1F1F1F"/>
+                <w:bdr w:val="none" w:sz="0" w:space="0" w:color="auto" w:frame="1"/>
+              </w:rPr>
+              <w:t>Репутация и активы производителя</w:t>
+            </w:r>
+          </w:p>
+        </w:tc>
+        <w:tc>
+          <w:tcPr>
+            <w:tcW w:w="2336" w:type="dxa"/>
+            <w:vAlign w:val="center"/>
+          </w:tcPr>
+          <w:p>
+            <w:pPr>
+              <w:rPr>
+                <w:rFonts w:ascii="Times New Roman" w:hAnsi="Times New Roman" w:cs="Times New Roman"/>
+              </w:rPr>
+            </w:pPr>
+            <w:r>
+              <w:rPr>
+                <w:rFonts w:ascii="Times New Roman" w:hAnsi="Times New Roman" w:cs="Times New Roman"/>
+                <w:color w:val="1F1F1F"/>
+                <w:bdr w:val="none" w:sz="0" w:space="0" w:color="auto" w:frame="1"/>
+              </w:rPr>
+              <w:t>Массовый отзыв продукции из-за обнаруженной уязвимости</w:t>
+            </w:r>
+          </w:p>
+        </w:tc>
+        <w:tc>
+          <w:tcPr>
+            <w:tcW w:w="2336" w:type="dxa"/>
+            <w:vAlign w:val="center"/>
+          </w:tcPr>
+          <w:p>
+            <w:pPr>
+              <w:rPr>
+                <w:rFonts w:ascii="Times New Roman" w:hAnsi="Times New Roman" w:cs="Times New Roman"/>
+              </w:rPr>
+            </w:pPr>
+            <w:r>
+              <w:rPr>
+                <w:rFonts w:ascii="Times New Roman" w:hAnsi="Times New Roman" w:cs="Times New Roman"/>
+                <w:color w:val="1F1F1F"/>
+                <w:bdr w:val="none" w:sz="0" w:space="0" w:color="auto" w:frame="1"/>
+              </w:rPr>
+              <w:t>Средний</w:t>
+            </w:r>
+          </w:p>
+        </w:tc>
+        <w:tc>
+          <w:tcPr>
+            <w:tcW w:w="2337" w:type="dxa"/>
+            <w:vAlign w:val="center"/>
+          </w:tcPr>
+          <w:p>
+            <w:pPr>
+              <w:rPr>
+                <w:rFonts w:ascii="Times New Roman" w:hAnsi="Times New Roman" w:cs="Times New Roman"/>
+              </w:rPr>
+            </w:pPr>
+            <w:r>
+              <w:rPr>
+                <w:rFonts w:ascii="Times New Roman" w:hAnsi="Times New Roman" w:cs="Times New Roman"/>
+                <w:color w:val="1F1F1F"/>
+                <w:bdr w:val="none" w:sz="0" w:space="0" w:color="auto" w:frame="1"/>
+              </w:rPr>
+              <w:t>Финансовый крах компании-разработчика и остановка поддержки эксплуатируемых систем.</w:t>
+            </w:r>
+          </w:p>
+        </w:tc>
+      </w:tr>
+    </w:tbl>
+    <w:p>
+      <w:pPr>
+        <w:spacing w:after="0" w:line="240" w:lineRule="auto"/>
+        <w:rPr>
+          <w:rFonts w:ascii="Times New Roman" w:hAnsi="Times New Roman" w:cs="Times New Roman"/>
+          <w:b/>
+          <w:bCs/>
+        </w:rPr>
+      </w:pPr>
+    </w:p>
+    <w:p>
+      <w:pPr>
+        <w:spacing w:after="0" w:line="240" w:lineRule="auto"/>
+        <w:rPr>
+          <w:rFonts w:ascii="Times New Roman" w:hAnsi="Times New Roman" w:cs="Times New Roman"/>
+        </w:rPr>
+      </w:pPr>
+      <w:r>
+        <w:rPr>
+          <w:rFonts w:ascii="Times New Roman" w:hAnsi="Times New Roman" w:cs="Times New Roman"/>
+          <w:b/>
+          <w:bCs/>
+        </w:rPr>
+        <w:t>Неприемлемое событие</w:t>
+      </w:r>
+      <w:r>
+        <w:rPr>
+          <w:rFonts w:ascii="Times New Roman" w:hAnsi="Times New Roman" w:cs="Times New Roman"/>
+        </w:rPr>
+        <w:t xml:space="preserve">: Перехват управления сознанием </w:t>
+      </w:r>
+      <w:proofErr w:type="gramStart"/>
+      <w:r>
+        <w:rPr>
+          <w:rFonts w:ascii="Times New Roman" w:hAnsi="Times New Roman" w:cs="Times New Roman"/>
+        </w:rPr>
+        <w:t>оператора</w:t>
+      </w:r>
+      <w:proofErr w:type="gramEnd"/>
+      <w:r>
+        <w:rPr>
+          <w:rFonts w:ascii="Times New Roman" w:hAnsi="Times New Roman" w:cs="Times New Roman"/>
+        </w:rPr>
+        <w:t xml:space="preserve"> встроенным ИИ при </w:t>
+      </w:r>
+    </w:p>
+    <w:p>
+      <w:pPr>
+        <w:spacing w:after="0" w:line="240" w:lineRule="auto"/>
+        <w:rPr>
+          <w:rFonts w:ascii="Times New Roman" w:hAnsi="Times New Roman" w:cs="Times New Roman"/>
+        </w:rPr>
+      </w:pPr>
+      <w:r>
+        <w:rPr>
+          <w:rFonts w:ascii="Times New Roman" w:hAnsi="Times New Roman" w:cs="Times New Roman"/>
+        </w:rPr>
+        <w:t>разрушении чипа-ингибитора.</w:t>
+      </w:r>
+    </w:p>
+    <w:p>
+      <w:pPr>
+        <w:spacing w:after="0" w:line="240" w:lineRule="auto"/>
+        <w:rPr>
+          <w:rFonts w:ascii="Times New Roman" w:hAnsi="Times New Roman" w:cs="Times New Roman"/>
+        </w:rPr>
+      </w:pPr>
+    </w:p>
+    <w:p>
+      <w:pPr>
+        <w:spacing w:after="0" w:line="240" w:lineRule="auto"/>
+        <w:rPr>
+          <w:rFonts w:ascii="Times New Roman" w:hAnsi="Times New Roman" w:cs="Times New Roman"/>
+        </w:rPr>
+      </w:pPr>
+    </w:p>
+    <w:p>
+      <w:pPr>
+        <w:spacing w:after="0" w:line="240" w:lineRule="auto"/>
+        <w:rPr>
+          <w:rFonts w:ascii="Times New Roman" w:hAnsi="Times New Roman" w:cs="Times New Roman"/>
+          <w:b/>
+          <w:bCs/>
+        </w:rPr>
+      </w:pPr>
+      <w:r>
+        <w:rPr>
+          <w:rFonts w:ascii="Times New Roman" w:hAnsi="Times New Roman" w:cs="Times New Roman"/>
+          <w:b/>
+          <w:bCs/>
+        </w:rPr>
+        <w:t>Контекст</w:t>
+      </w:r>
+    </w:p>
+    <w:p>
+      <w:pPr>
+        <w:spacing w:after="0" w:line="240" w:lineRule="auto"/>
+        <w:rPr>
+          <w:rFonts w:ascii="Times New Roman" w:hAnsi="Times New Roman" w:cs="Times New Roman"/>
+        </w:rPr>
+      </w:pPr>
+      <w:r>
+        <w:rPr>
+          <w:rFonts w:ascii="Times New Roman" w:hAnsi="Times New Roman" w:cs="Times New Roman"/>
+        </w:rPr>
+        <w:t>Система работает в тесной связи с нервной системой человека. Манипуляторы крепятся к позвоночнику и интегрируются в спинной мозг. Внешний контекст включает в себя физическую среду (лаборатория, городская инфраструктура) и отсутствие внешних систем мониторинга, кроме визуального контроля оператора.</w:t>
+      </w:r>
+    </w:p>
+    <w:p>
+      <w:pPr>
+        <w:spacing w:after="0" w:line="240" w:lineRule="auto"/>
+        <w:jc w:val="center"/>
+        <w:rPr>
+          <w:rFonts w:ascii="Times New Roman" w:hAnsi="Times New Roman" w:cs="Times New Roman"/>
+        </w:rPr>
+      </w:pPr>
+      <w:r>
+        <w:rPr>
+          <w:rFonts w:ascii="Times New Roman" w:hAnsi="Times New Roman" w:cs="Times New Roman"/>
+        </w:rPr>
+        <w:drawing>
+          <wp:inline distT="0" distB="0" distL="0" distR="0" wp14:anchorId="7EED9DF4" wp14:editId="74503835">
+            <wp:extent cx="5940425" cy="2761615"/>
+            <wp:effectExtent l="0" t="0" r="3175" b="635"/>
+            <wp:docPr id="89796072" name="Рисунок 1"/>
+            <wp:cNvGraphicFramePr>
+              <a:graphicFrameLocks xmlns:a="http://schemas.openxmlformats.org/drawingml/2006/main" noChangeAspect="1"/>
+            </wp:cNvGraphicFramePr>
+            <a:graphic xmlns:a="http://schemas.openxmlformats.org/drawingml/2006/main">
+              <a:graphicData uri="http://schemas.openxmlformats.org/drawingml/2006/picture">
+                <pic:pic xmlns:pic="http://schemas.openxmlformats.org/drawingml/2006/picture">
+                  <pic:nvPicPr>
+                    <pic:cNvPr id="89796072" name=""/>
+                    <pic:cNvPicPr/>
+                  </pic:nvPicPr>
+                  <pic:blipFill>
+                    <a:blip r:embed="rId6"/>
+                    <a:stretch>
+                      <a:fillRect/>
+                    </a:stretch>
+                  </pic:blipFill>
+                  <pic:spPr>
+                    <a:xfrm>
+                      <a:off x="0" y="0"/>
+                      <a:ext cx="5940425" cy="2761615"/>
+                    </a:xfrm>
+                    <a:prstGeom prst="rect">
+                      <a:avLst/>
+                    </a:prstGeom>
+                  </pic:spPr>
+                </pic:pic>
+              </a:graphicData>
+            </a:graphic>
+          </wp:inline>
+        </w:drawing>
+      </w:r>
+    </w:p>
+    <w:p>
+      <w:pPr>
+        <w:spacing w:after="0" w:line="240" w:lineRule="auto"/>
+        <w:rPr>
+          <w:rFonts w:ascii="Times New Roman" w:hAnsi="Times New Roman" w:cs="Times New Roman"/>
+        </w:rPr>
+      </w:pPr>
+    </w:p>
+    <w:p>
+      <w:pPr>
+        <w:spacing w:after="0" w:line="240" w:lineRule="auto"/>
+        <w:rPr>
+          <w:rFonts w:ascii="Times New Roman" w:hAnsi="Times New Roman" w:cs="Times New Roman"/>
+          <w:b/>
+          <w:bCs/>
+        </w:rPr>
+      </w:pPr>
+      <w:r>
+        <w:rPr>
+          <w:rFonts w:ascii="Times New Roman" w:hAnsi="Times New Roman" w:cs="Times New Roman"/>
+          <w:b/>
+          <w:bCs/>
+        </w:rPr>
+        <w:lastRenderedPageBreak/>
+        <w:t>Основные функциональные сценарии</w:t>
+      </w:r>
+    </w:p>
+    <w:p>
+      <w:pPr>
+        <w:spacing w:after="0" w:line="240" w:lineRule="auto"/>
+        <w:rPr>
+          <w:rFonts w:ascii="Times New Roman" w:hAnsi="Times New Roman" w:cs="Times New Roman"/>
+        </w:rPr>
+      </w:pPr>
+      <w:r>
+        <w:rPr>
+          <w:rFonts w:ascii="Times New Roman" w:hAnsi="Times New Roman" w:cs="Times New Roman"/>
+          <w:b/>
+          <w:bCs/>
+        </w:rPr>
+        <w:t>Проведение эксперимента</w:t>
+      </w:r>
+      <w:r>
+        <w:rPr>
+          <w:rFonts w:ascii="Times New Roman" w:hAnsi="Times New Roman" w:cs="Times New Roman"/>
+        </w:rPr>
+        <w:t>: Синхронная работа всех четырех щупалец для удержания и манипулирования объектом (например, энергетической сферой).</w:t>
+      </w:r>
+    </w:p>
+    <w:p>
+      <w:pPr>
+        <w:spacing w:after="0" w:line="240" w:lineRule="auto"/>
+        <w:rPr>
+          <w:rFonts w:ascii="Times New Roman" w:hAnsi="Times New Roman" w:cs="Times New Roman"/>
+        </w:rPr>
+      </w:pPr>
+      <w:r>
+        <w:rPr>
+          <w:rFonts w:ascii="Times New Roman" w:hAnsi="Times New Roman" w:cs="Times New Roman"/>
+          <w:b/>
+          <w:bCs/>
+        </w:rPr>
+        <w:t>Перемещение</w:t>
+      </w:r>
+      <w:r>
+        <w:rPr>
+          <w:rFonts w:ascii="Times New Roman" w:hAnsi="Times New Roman" w:cs="Times New Roman"/>
+        </w:rPr>
+        <w:t>: Использование щупалец в качестве опор для перемещения оператора по вертикальным и горизонтальным поверхностям.</w:t>
+      </w:r>
+    </w:p>
+    <w:p>
+      <w:pPr>
+        <w:spacing w:after="0" w:line="240" w:lineRule="auto"/>
+        <w:rPr>
+          <w:rFonts w:ascii="Times New Roman" w:hAnsi="Times New Roman" w:cs="Times New Roman"/>
+        </w:rPr>
+      </w:pPr>
+      <w:r>
+        <w:rPr>
+          <w:rFonts w:ascii="Times New Roman" w:hAnsi="Times New Roman" w:cs="Times New Roman"/>
+          <w:b/>
+          <w:bCs/>
+        </w:rPr>
+        <w:t>Автономная защита</w:t>
+      </w:r>
+      <w:r>
+        <w:rPr>
+          <w:rFonts w:ascii="Times New Roman" w:hAnsi="Times New Roman" w:cs="Times New Roman"/>
+        </w:rPr>
+        <w:t>: Автоматическая реакция щупалец на угрозы жизни оператора без его явной команды.</w:t>
+      </w:r>
+    </w:p>
+    <w:p>
+      <w:pPr>
+        <w:spacing w:after="0" w:line="240" w:lineRule="auto"/>
+        <w:jc w:val="center"/>
+        <w:rPr>
+          <w:rFonts w:ascii="Times New Roman" w:hAnsi="Times New Roman" w:cs="Times New Roman"/>
+        </w:rPr>
+      </w:pPr>
+      <w:r>
+        <w:rPr>
+          <w:rFonts w:ascii="Times New Roman" w:hAnsi="Times New Roman" w:cs="Times New Roman"/>
+          <w:noProof/>
+        </w:rPr>
+        <w:drawing>
+          <wp:inline distT="0" distB="0" distL="0" distR="0" wp14:anchorId="1E6930F8" wp14:editId="2072E32D">
+            <wp:extent cx="5501640" cy="3128672"/>
+            <wp:effectExtent l="0" t="0" r="3810" b="0"/>
+            <wp:docPr id="743341930" name="Рисунок 1"/>
+            <wp:cNvGraphicFramePr>
+              <a:graphicFrameLocks xmlns:a="http://schemas.openxmlformats.org/drawingml/2006/main" noChangeAspect="1"/>
+            </wp:cNvGraphicFramePr>
+            <a:graphic xmlns:a="http://schemas.openxmlformats.org/drawingml/2006/main">
+              <a:graphicData uri="http://schemas.openxmlformats.org/drawingml/2006/picture">
+                <pic:pic xmlns:pic="http://schemas.openxmlformats.org/drawingml/2006/picture">
+                  <pic:nvPicPr>
+                    <pic:cNvPr id="743341930" name=""/>
+                    <pic:cNvPicPr/>
+                  </pic:nvPicPr>
+                  <pic:blipFill>
+                    <a:blip r:embed="rId7"/>
+                    <a:stretch>
+                      <a:fillRect/>
+                    </a:stretch>
+                  </pic:blipFill>
+                  <pic:spPr>
+                    <a:xfrm>
+                      <a:off x="0" y="0"/>
+                      <a:ext cx="5520672" cy="3139495"/>
+                    </a:xfrm>
+                    <a:prstGeom prst="rect">
+                      <a:avLst/>
+                    </a:prstGeom>
+                  </pic:spPr>
+                </pic:pic>
+              </a:graphicData>
+            </a:graphic>
+          </wp:inline>
+        </w:drawing>
+      </w:r>
+    </w:p>
+    <w:p>
+      <w:pPr>
+        <w:spacing w:after="0" w:line="240" w:lineRule="auto"/>
+        <w:jc w:val="center"/>
+        <w:rPr>
+          <w:rFonts w:ascii="Times New Roman" w:hAnsi="Times New Roman" w:cs="Times New Roman"/>
+        </w:rPr>
+      </w:pPr>
+    </w:p>
+    <w:p>
+      <w:pPr>
+        <w:spacing w:after="0" w:line="240" w:lineRule="auto"/>
+        <w:jc w:val="center"/>
+        <w:rPr>
+          <w:rFonts w:ascii="Times New Roman" w:hAnsi="Times New Roman" w:cs="Times New Roman"/>
+        </w:rPr>
+      </w:pPr>
+      <w:r>
+        <w:rPr>
+          <w:noProof/>
+        </w:rPr>
+        <w:drawing>
+          <wp:inline distT="0" distB="0" distL="0" distR="0" wp14:anchorId="4E18D614" wp14:editId="56EA6CAE">
+            <wp:extent cx="5349240" cy="4318275"/>
+            <wp:effectExtent l="0" t="0" r="3810" b="6350"/>
+            <wp:docPr id="265372132" name="Рисунок 1"/>
+            <wp:cNvGraphicFramePr>
+              <a:graphicFrameLocks xmlns:a="http://schemas.openxmlformats.org/drawingml/2006/main" noChangeAspect="1"/>
+            </wp:cNvGraphicFramePr>
+            <a:graphic xmlns:a="http://schemas.openxmlformats.org/drawingml/2006/main">
+              <a:graphicData uri="http://schemas.openxmlformats.org/drawingml/2006/picture">
+                <pic:pic xmlns:pic="http://schemas.openxmlformats.org/drawingml/2006/picture">
+                  <pic:nvPicPr>
+                    <pic:cNvPr id="265372132" name=""/>
+                    <pic:cNvPicPr/>
+                  </pic:nvPicPr>
+                  <pic:blipFill>
+                    <a:blip r:embed="rId8"/>
+                    <a:stretch>
+                      <a:fillRect/>
+                    </a:stretch>
+                  </pic:blipFill>
+                  <pic:spPr>
+                    <a:xfrm>
+                      <a:off x="0" y="0"/>
+                      <a:ext cx="5351076" cy="4319757"/>
+                    </a:xfrm>
+                    <a:prstGeom prst="rect">
+                      <a:avLst/>
+                    </a:prstGeom>
+                  </pic:spPr>
+                </pic:pic>
+              </a:graphicData>
+            </a:graphic>
+          </wp:inline>
+        </w:drawing>
+      </w:r>
+    </w:p>
+    <w:p>
+      <w:pPr>
+        <w:spacing w:after="0" w:line="240" w:lineRule="auto"/>
+        <w:jc w:val="center"/>
+        <w:rPr>
+          <w:rFonts w:ascii="Times New Roman" w:hAnsi="Times New Roman" w:cs="Times New Roman"/>
+        </w:rPr>
+      </w:pPr>
+    </w:p>
+    <w:p>
+      <w:pPr>
+        <w:spacing w:after="0" w:line="240" w:lineRule="auto"/>
+        <w:jc w:val="center"/>
+        <w:rPr>
+          <w:rFonts w:ascii="Times New Roman" w:hAnsi="Times New Roman" w:cs="Times New Roman"/>
+        </w:rPr>
+      </w:pPr>
+    </w:p>
+    <w:p>
+      <w:pPr>
+        <w:spacing w:after="0" w:line="240" w:lineRule="auto"/>
+        <w:jc w:val="center"/>
+        <w:rPr>
+          <w:rFonts w:ascii="Times New Roman" w:hAnsi="Times New Roman" w:cs="Times New Roman"/>
+        </w:rPr>
+      </w:pPr>
+    </w:p>
+    <w:p>
+      <w:pPr>
+        <w:spacing w:after="0" w:line="240" w:lineRule="auto"/>
+        <w:jc w:val="center"/>
+        <w:rPr>
+          <w:rFonts w:ascii="Times New Roman" w:hAnsi="Times New Roman" w:cs="Times New Roman"/>
+        </w:rPr>
+      </w:pPr>
+    </w:p>
+    <w:p>
+      <w:pPr>
+        <w:spacing w:after="0" w:line="240" w:lineRule="auto"/>
+        <w:rPr>
+          <w:rFonts w:ascii="Times New Roman" w:hAnsi="Times New Roman" w:cs="Times New Roman"/>
+        </w:rPr>
+      </w:pPr>
+    </w:p>
+    <w:p>
+      <w:pPr>
+        <w:spacing w:after="0" w:line="240" w:lineRule="auto"/>
+        <w:rPr>
+          <w:rFonts w:ascii="Times New Roman" w:hAnsi="Times New Roman" w:cs="Times New Roman"/>
+        </w:rPr>
+      </w:pPr>
+      <w:r>
+        <w:rPr>
+          <w:rFonts w:ascii="Times New Roman" w:hAnsi="Times New Roman" w:cs="Times New Roman"/>
+        </w:rPr>
+        <w:drawing>
+          <wp:inline distT="0" distB="0" distL="0" distR="0" wp14:anchorId="1F1B44EE" wp14:editId="5A806BEE">
+            <wp:extent cx="5940425" cy="6346190"/>
+            <wp:effectExtent l="0" t="0" r="3175" b="0"/>
+            <wp:docPr id="1915333467" name="Рисунок 1"/>
+            <wp:cNvGraphicFramePr>
+              <a:graphicFrameLocks xmlns:a="http://schemas.openxmlformats.org/drawingml/2006/main" noChangeAspect="1"/>
+            </wp:cNvGraphicFramePr>
+            <a:graphic xmlns:a="http://schemas.openxmlformats.org/drawingml/2006/main">
+              <a:graphicData uri="http://schemas.openxmlformats.org/drawingml/2006/picture">
+                <pic:pic xmlns:pic="http://schemas.openxmlformats.org/drawingml/2006/picture">
+                  <pic:nvPicPr>
+                    <pic:cNvPr id="1915333467" name=""/>
+                    <pic:cNvPicPr/>
+                  </pic:nvPicPr>
+                  <pic:blipFill>
+                    <a:blip r:embed="rId9"/>
+                    <a:stretch>
+                      <a:fillRect/>
+                    </a:stretch>
+                  </pic:blipFill>
+                  <pic:spPr>
+                    <a:xfrm>
+                      <a:off x="0" y="0"/>
+                      <a:ext cx="5940425" cy="6346190"/>
+                    </a:xfrm>
+                    <a:prstGeom prst="rect">
+                      <a:avLst/>
+                    </a:prstGeom>
+                  </pic:spPr>
+                </pic:pic>
+              </a:graphicData>
+            </a:graphic>
+          </wp:inline>
+        </w:drawing>
+      </w:r>
+    </w:p>
+    <w:p>
+      <w:pPr>
+        <w:spacing w:after="0" w:line="240" w:lineRule="auto"/>
+        <w:rPr>
+          <w:rFonts w:ascii="Times New Roman" w:hAnsi="Times New Roman" w:cs="Times New Roman"/>
+        </w:rPr>
+      </w:pPr>
+    </w:p>
+    <w:p>
+      <w:pPr>
+        <w:spacing w:after="0" w:line="240" w:lineRule="auto"/>
+        <w:rPr>
+          <w:rFonts w:ascii="Times New Roman" w:hAnsi="Times New Roman" w:cs="Times New Roman"/>
+          <w:b/>
+          <w:bCs/>
+        </w:rPr>
+      </w:pPr>
+      <w:r>
+        <w:rPr>
+          <w:rFonts w:ascii="Times New Roman" w:hAnsi="Times New Roman" w:cs="Times New Roman"/>
+          <w:b/>
+          <w:bCs/>
+        </w:rPr>
+        <w:t>Расширенные диаграммы функциональных сценариев</w:t>
+      </w:r>
+    </w:p>
+    <w:p>
+      <w:pPr>
+        <w:numPr>
+          <w:ilvl w:val="0"/>
+          <w:numId w:val="4"/>
+        </w:numPr>
+        <w:spacing w:after="0" w:line="240" w:lineRule="auto"/>
+        <w:rPr>
+          <w:rFonts w:ascii="Times New Roman" w:hAnsi="Times New Roman" w:cs="Times New Roman"/>
+        </w:rPr>
+      </w:pPr>
+      <w:r>
+        <w:rPr>
+          <w:rFonts w:ascii="Times New Roman" w:hAnsi="Times New Roman" w:cs="Times New Roman"/>
+        </w:rPr>
+        <w:t>иллюстрация взаимодействия подсистем, указанных в высокоуровневой архитектуре</w:t>
+      </w:r>
+    </w:p>
+    <w:p>
+      <w:pPr>
+        <w:pStyle w:val="ad"/>
+        <w:spacing w:before="0" w:beforeAutospacing="0" w:after="0" w:afterAutospacing="0"/>
+        <w:ind w:left="720"/>
+      </w:pPr>
+      <w:r>
+        <w:rPr>
+          <w:b/>
+          <w:bCs/>
+        </w:rPr>
+        <w:t>Сценарий «Подавление ИИ»</w:t>
+      </w:r>
+      <w:proofErr w:type="gramStart"/>
+      <w:r>
+        <w:t>: Иллюстрирует</w:t>
+      </w:r>
+      <w:proofErr w:type="gramEnd"/>
+      <w:r>
+        <w:t>, как сигналы от мозга проходят через чип-ингибитор, который блокирует обратные деструктивные импульсы от ИИ щупалец к оператору.</w:t>
+      </w:r>
+    </w:p>
+    <w:p>
+      <w:pPr>
+        <w:pStyle w:val="ad"/>
+        <w:spacing w:before="0" w:beforeAutospacing="0" w:after="0" w:afterAutospacing="0"/>
+        <w:ind w:left="720"/>
+      </w:pPr>
+      <w:r>
+        <w:rPr>
+          <w:b/>
+          <w:bCs/>
+        </w:rPr>
+        <w:t>Сценарий «Манипуляция объектом»</w:t>
+      </w:r>
+      <w:proofErr w:type="gramStart"/>
+      <w:r>
+        <w:t>: Показывает</w:t>
+      </w:r>
+      <w:proofErr w:type="gramEnd"/>
+      <w:r>
+        <w:t xml:space="preserve"> взаимодействие между блоком сопряжения и приводами для обеспечения высокой точности движений.</w:t>
+      </w:r>
+    </w:p>
+    <w:p>
+      <w:pPr>
+        <w:pStyle w:val="ad"/>
+        <w:spacing w:before="0" w:beforeAutospacing="0" w:after="0" w:afterAutospacing="0"/>
+        <w:ind w:left="720"/>
+      </w:pPr>
+    </w:p>
+    <w:p>
+      <w:pPr>
+        <w:pStyle w:val="ad"/>
+        <w:spacing w:before="0" w:beforeAutospacing="0" w:after="0" w:afterAutospacing="0"/>
+        <w:ind w:left="720"/>
+      </w:pPr>
+    </w:p>
+    <w:p>
+      <w:pPr>
+        <w:pStyle w:val="ad"/>
+        <w:spacing w:before="0" w:beforeAutospacing="0" w:after="0" w:afterAutospacing="0"/>
+        <w:ind w:left="720"/>
+      </w:pPr>
+    </w:p>
+    <w:p>
+      <w:pPr>
+        <w:spacing w:after="0" w:line="240" w:lineRule="auto"/>
+        <w:rPr>
+          <w:rFonts w:ascii="Times New Roman" w:hAnsi="Times New Roman" w:cs="Times New Roman"/>
+        </w:rPr>
+      </w:pPr>
+    </w:p>
+    <w:p>
+      <w:pPr>
+        <w:spacing w:after="0" w:line="240" w:lineRule="auto"/>
+        <w:rPr>
+          <w:rFonts w:ascii="Times New Roman" w:hAnsi="Times New Roman" w:cs="Times New Roman"/>
+          <w:b/>
+          <w:bCs/>
+        </w:rPr>
+      </w:pPr>
+      <w:r>
+        <w:rPr>
+          <w:rFonts w:ascii="Times New Roman" w:hAnsi="Times New Roman" w:cs="Times New Roman"/>
+          <w:b/>
+          <w:bCs/>
+        </w:rPr>
+        <w:lastRenderedPageBreak/>
+        <w:t>Цели и предположения безопасности</w:t>
+      </w:r>
+    </w:p>
+    <w:p>
+      <w:pPr>
+        <w:spacing w:after="0" w:line="240" w:lineRule="auto"/>
+        <w:rPr>
+          <w:rFonts w:ascii="Times New Roman" w:hAnsi="Times New Roman" w:cs="Times New Roman"/>
+          <w:b/>
+          <w:bCs/>
+        </w:rPr>
+      </w:pPr>
+    </w:p>
+    <w:p>
+      <w:pPr>
+        <w:spacing w:after="0" w:line="240" w:lineRule="auto"/>
+        <w:rPr>
+          <w:rFonts w:ascii="Times New Roman" w:hAnsi="Times New Roman" w:cs="Times New Roman"/>
+        </w:rPr>
+      </w:pPr>
+      <w:r>
+        <w:rPr>
+          <w:rFonts w:ascii="Times New Roman" w:hAnsi="Times New Roman" w:cs="Times New Roman"/>
+          <w:b/>
+          <w:bCs/>
+        </w:rPr>
+        <w:t>Цели безопасности</w:t>
+      </w:r>
+      <w:r>
+        <w:rPr>
+          <w:rFonts w:ascii="Times New Roman" w:hAnsi="Times New Roman" w:cs="Times New Roman"/>
+        </w:rPr>
+        <w:t>:</w:t>
+      </w:r>
+    </w:p>
+    <w:p>
+      <w:pPr>
+        <w:pStyle w:val="a7"/>
+        <w:numPr>
+          <w:ilvl w:val="0"/>
+          <w:numId w:val="10"/>
+        </w:numPr>
+        <w:spacing w:after="0" w:line="240" w:lineRule="auto"/>
+        <w:rPr>
+          <w:rFonts w:ascii="Times New Roman" w:hAnsi="Times New Roman" w:cs="Times New Roman"/>
+        </w:rPr>
+      </w:pPr>
+      <w:r>
+        <w:rPr>
+          <w:rFonts w:ascii="Times New Roman" w:hAnsi="Times New Roman" w:cs="Times New Roman"/>
+          <w:b/>
+          <w:bCs/>
+        </w:rPr>
+        <w:t>Целостность чипа-ингибитора</w:t>
+      </w:r>
+      <w:r>
+        <w:rPr>
+          <w:rFonts w:ascii="Times New Roman" w:hAnsi="Times New Roman" w:cs="Times New Roman"/>
+        </w:rPr>
+        <w:t>: Система не должна функционировать при повреждении или обходе защитного чипа.</w:t>
+      </w:r>
+    </w:p>
+    <w:p>
+      <w:pPr>
+        <w:pStyle w:val="a7"/>
+        <w:numPr>
+          <w:ilvl w:val="0"/>
+          <w:numId w:val="10"/>
+        </w:numPr>
+        <w:spacing w:after="0" w:line="240" w:lineRule="auto"/>
+        <w:rPr>
+          <w:rFonts w:ascii="Times New Roman" w:hAnsi="Times New Roman" w:cs="Times New Roman"/>
+        </w:rPr>
+      </w:pPr>
+      <w:r>
+        <w:rPr>
+          <w:rFonts w:ascii="Times New Roman" w:hAnsi="Times New Roman" w:cs="Times New Roman"/>
+          <w:b/>
+          <w:bCs/>
+        </w:rPr>
+        <w:t>Выполняются только аутентичные команды</w:t>
+      </w:r>
+      <w:r>
+        <w:rPr>
+          <w:rFonts w:ascii="Times New Roman" w:hAnsi="Times New Roman" w:cs="Times New Roman"/>
+        </w:rPr>
+        <w:t>.</w:t>
+      </w:r>
+    </w:p>
+    <w:p>
+      <w:pPr>
+        <w:pStyle w:val="a7"/>
+        <w:numPr>
+          <w:ilvl w:val="0"/>
+          <w:numId w:val="10"/>
+        </w:numPr>
+        <w:spacing w:after="0" w:line="240" w:lineRule="auto"/>
+        <w:rPr>
+          <w:rFonts w:ascii="Times New Roman" w:hAnsi="Times New Roman" w:cs="Times New Roman"/>
+        </w:rPr>
+      </w:pPr>
+      <w:r>
+        <w:rPr>
+          <w:rFonts w:ascii="Times New Roman" w:hAnsi="Times New Roman" w:cs="Times New Roman"/>
+          <w:b/>
+          <w:bCs/>
+        </w:rPr>
+        <w:t>Устанавливаются только авторизованные производителем обновления ПО</w:t>
+      </w:r>
+      <w:r>
+        <w:rPr>
+          <w:rFonts w:ascii="Times New Roman" w:hAnsi="Times New Roman" w:cs="Times New Roman"/>
+        </w:rPr>
+        <w:t>.</w:t>
+      </w:r>
+    </w:p>
+    <w:p>
+      <w:pPr>
+        <w:pStyle w:val="a7"/>
+        <w:numPr>
+          <w:ilvl w:val="0"/>
+          <w:numId w:val="10"/>
+        </w:numPr>
+        <w:spacing w:after="0" w:line="240" w:lineRule="auto"/>
+        <w:rPr>
+          <w:rFonts w:ascii="Times New Roman" w:hAnsi="Times New Roman" w:cs="Times New Roman"/>
+        </w:rPr>
+      </w:pPr>
+      <w:r>
+        <w:rPr>
+          <w:rFonts w:ascii="Times New Roman" w:hAnsi="Times New Roman" w:cs="Times New Roman"/>
+          <w:b/>
+          <w:bCs/>
+        </w:rPr>
+        <w:t>Все движения манипуляторов выполняются согласно физическим ограничениям</w:t>
+      </w:r>
+      <w:r>
+        <w:rPr>
+          <w:rFonts w:ascii="Times New Roman" w:hAnsi="Times New Roman" w:cs="Times New Roman"/>
+        </w:rPr>
+        <w:t>.</w:t>
+      </w:r>
+    </w:p>
+    <w:p>
+      <w:pPr>
+        <w:pStyle w:val="a7"/>
+        <w:numPr>
+          <w:ilvl w:val="0"/>
+          <w:numId w:val="10"/>
+        </w:numPr>
+        <w:spacing w:after="0" w:line="240" w:lineRule="auto"/>
+        <w:rPr>
+          <w:rFonts w:ascii="Times New Roman" w:hAnsi="Times New Roman" w:cs="Times New Roman"/>
+        </w:rPr>
+      </w:pPr>
+      <w:r>
+        <w:rPr>
+          <w:rFonts w:ascii="Times New Roman" w:hAnsi="Times New Roman" w:cs="Times New Roman"/>
+          <w:b/>
+          <w:bCs/>
+        </w:rPr>
+        <w:t>Приоритет команд оператора</w:t>
+      </w:r>
+      <w:r>
+        <w:rPr>
+          <w:rFonts w:ascii="Times New Roman" w:hAnsi="Times New Roman" w:cs="Times New Roman"/>
+        </w:rPr>
+        <w:t>: Команды оператора всегда имеют высший приоритет над автоматическими реакциями ИИ (кроме сценариев спасения жизни).</w:t>
+      </w:r>
+    </w:p>
+    <w:p>
+      <w:pPr>
+        <w:pStyle w:val="a7"/>
+        <w:numPr>
+          <w:ilvl w:val="0"/>
+          <w:numId w:val="10"/>
+        </w:numPr>
+        <w:spacing w:after="0" w:line="240" w:lineRule="auto"/>
+        <w:rPr>
+          <w:rFonts w:ascii="Times New Roman" w:hAnsi="Times New Roman" w:cs="Times New Roman"/>
+        </w:rPr>
+      </w:pPr>
+      <w:r>
+        <w:rPr>
+          <w:rFonts w:ascii="Times New Roman" w:hAnsi="Times New Roman" w:cs="Times New Roman"/>
+          <w:b/>
+          <w:bCs/>
+        </w:rPr>
+        <w:t>В случае критического отказа или повреждения чипа-ингибитора</w:t>
+      </w:r>
+      <w:r>
+        <w:rPr>
+          <w:rFonts w:ascii="Times New Roman" w:hAnsi="Times New Roman" w:cs="Times New Roman"/>
+        </w:rPr>
+        <w:t>, система мгновенно переходит в пассивный режим</w:t>
+      </w:r>
+      <w:r>
+        <w:rPr>
+          <w:rFonts w:ascii="Times New Roman" w:hAnsi="Times New Roman" w:cs="Times New Roman"/>
+        </w:rPr>
+        <w:t>.</w:t>
+      </w:r>
+    </w:p>
+    <w:p>
+      <w:pPr>
+        <w:pStyle w:val="a7"/>
+        <w:numPr>
+          <w:ilvl w:val="0"/>
+          <w:numId w:val="10"/>
+        </w:numPr>
+        <w:spacing w:after="0" w:line="240" w:lineRule="auto"/>
+        <w:rPr>
+          <w:rFonts w:ascii="Times New Roman" w:hAnsi="Times New Roman" w:cs="Times New Roman"/>
+        </w:rPr>
+      </w:pPr>
+      <w:r>
+        <w:rPr>
+          <w:rFonts w:ascii="Times New Roman" w:hAnsi="Times New Roman" w:cs="Times New Roman"/>
+          <w:b/>
+          <w:bCs/>
+        </w:rPr>
+        <w:t>Для активации и авторизации сессии управления</w:t>
+      </w:r>
+      <w:r>
+        <w:rPr>
+          <w:rFonts w:ascii="Times New Roman" w:hAnsi="Times New Roman" w:cs="Times New Roman"/>
+        </w:rPr>
+        <w:t xml:space="preserve"> используется только уникальный биометрический профиль</w:t>
+      </w:r>
+      <w:r>
+        <w:rPr>
+          <w:rFonts w:ascii="Times New Roman" w:hAnsi="Times New Roman" w:cs="Times New Roman"/>
+        </w:rPr>
+        <w:t xml:space="preserve"> </w:t>
+      </w:r>
+      <w:r>
+        <w:rPr>
+          <w:rFonts w:ascii="Times New Roman" w:hAnsi="Times New Roman" w:cs="Times New Roman"/>
+        </w:rPr>
+        <w:t>законного владельца.</w:t>
+      </w:r>
+    </w:p>
+    <w:p>
+      <w:pPr>
+        <w:spacing w:after="0" w:line="240" w:lineRule="auto"/>
+        <w:rPr>
+          <w:rFonts w:ascii="Times New Roman" w:hAnsi="Times New Roman" w:cs="Times New Roman"/>
+        </w:rPr>
+      </w:pPr>
+    </w:p>
+    <w:p>
+      <w:pPr>
+        <w:spacing w:after="0" w:line="240" w:lineRule="auto"/>
+        <w:rPr>
+          <w:rFonts w:ascii="Times New Roman" w:hAnsi="Times New Roman" w:cs="Times New Roman"/>
+        </w:rPr>
+      </w:pPr>
+      <w:r>
+        <w:rPr>
+          <w:rFonts w:ascii="Times New Roman" w:hAnsi="Times New Roman" w:cs="Times New Roman"/>
+          <w:b/>
+          <w:bCs/>
+        </w:rPr>
+        <w:t>Предположения безопасности</w:t>
+      </w:r>
+      <w:r>
+        <w:rPr>
+          <w:rFonts w:ascii="Times New Roman" w:hAnsi="Times New Roman" w:cs="Times New Roman"/>
+        </w:rPr>
+        <w:t>:</w:t>
+      </w:r>
+    </w:p>
+    <w:p>
+      <w:pPr>
+        <w:pStyle w:val="a7"/>
+        <w:numPr>
+          <w:ilvl w:val="0"/>
+          <w:numId w:val="11"/>
+        </w:numPr>
+        <w:spacing w:after="0" w:line="240" w:lineRule="auto"/>
+        <w:rPr>
+          <w:rFonts w:ascii="Times New Roman" w:hAnsi="Times New Roman" w:cs="Times New Roman"/>
+        </w:rPr>
+      </w:pPr>
+      <w:r>
+        <w:rPr>
+          <w:rFonts w:ascii="Times New Roman" w:hAnsi="Times New Roman" w:cs="Times New Roman"/>
+          <w:b/>
+          <w:bCs/>
+        </w:rPr>
+        <w:t xml:space="preserve">Облачная инфраструктура </w:t>
+      </w:r>
+      <w:r>
+        <w:rPr>
+          <w:rFonts w:ascii="Times New Roman" w:hAnsi="Times New Roman" w:cs="Times New Roman"/>
+          <w:b/>
+          <w:bCs/>
+        </w:rPr>
+        <w:t>благонадёжна</w:t>
+      </w:r>
+      <w:r>
+        <w:rPr>
+          <w:rFonts w:ascii="Times New Roman" w:hAnsi="Times New Roman" w:cs="Times New Roman"/>
+        </w:rPr>
+        <w:t>.</w:t>
+      </w:r>
+    </w:p>
+    <w:p>
+      <w:pPr>
+        <w:pStyle w:val="a7"/>
+        <w:numPr>
+          <w:ilvl w:val="0"/>
+          <w:numId w:val="11"/>
+        </w:numPr>
+        <w:spacing w:after="0" w:line="240" w:lineRule="auto"/>
+        <w:rPr>
+          <w:rFonts w:ascii="Times New Roman" w:hAnsi="Times New Roman" w:cs="Times New Roman"/>
+        </w:rPr>
+      </w:pPr>
+      <w:r>
+        <w:rPr>
+          <w:rFonts w:ascii="Times New Roman" w:hAnsi="Times New Roman" w:cs="Times New Roman"/>
+          <w:b/>
+          <w:bCs/>
+        </w:rPr>
+        <w:t xml:space="preserve">Система первичной обработки </w:t>
+      </w:r>
+      <w:proofErr w:type="spellStart"/>
+      <w:r>
+        <w:rPr>
+          <w:rFonts w:ascii="Times New Roman" w:hAnsi="Times New Roman" w:cs="Times New Roman"/>
+          <w:b/>
+          <w:bCs/>
+        </w:rPr>
+        <w:t>биосигналов</w:t>
+      </w:r>
+      <w:proofErr w:type="spellEnd"/>
+      <w:r>
+        <w:rPr>
+          <w:rFonts w:ascii="Times New Roman" w:hAnsi="Times New Roman" w:cs="Times New Roman"/>
+        </w:rPr>
+        <w:t xml:space="preserve"> (нейроинтерфейс) благонадёжна и корректно интерпретирует интенции пользователя.</w:t>
+      </w:r>
+    </w:p>
+    <w:p>
+      <w:pPr>
+        <w:pStyle w:val="a7"/>
+        <w:numPr>
+          <w:ilvl w:val="0"/>
+          <w:numId w:val="11"/>
+        </w:numPr>
+        <w:spacing w:after="0" w:line="240" w:lineRule="auto"/>
+        <w:rPr>
+          <w:rFonts w:ascii="Times New Roman" w:hAnsi="Times New Roman" w:cs="Times New Roman"/>
+          <w:b/>
+          <w:bCs/>
+        </w:rPr>
+      </w:pPr>
+      <w:r>
+        <w:rPr>
+          <w:rFonts w:ascii="Times New Roman" w:hAnsi="Times New Roman" w:cs="Times New Roman"/>
+          <w:b/>
+          <w:bCs/>
+        </w:rPr>
+        <w:t>Т</w:t>
+      </w:r>
+      <w:r>
+        <w:rPr>
+          <w:rFonts w:ascii="Times New Roman" w:hAnsi="Times New Roman" w:cs="Times New Roman"/>
+          <w:b/>
+          <w:bCs/>
+        </w:rPr>
+        <w:t>ехнические специалисты</w:t>
+      </w:r>
+      <w:r>
+        <w:rPr>
+          <w:rFonts w:ascii="Times New Roman" w:hAnsi="Times New Roman" w:cs="Times New Roman"/>
+        </w:rPr>
+        <w:t xml:space="preserve"> </w:t>
+      </w:r>
+      <w:r>
+        <w:rPr>
+          <w:rFonts w:ascii="Times New Roman" w:hAnsi="Times New Roman" w:cs="Times New Roman"/>
+          <w:b/>
+          <w:bCs/>
+        </w:rPr>
+        <w:t>благонадёжны и обладают необходимой квалификацией.</w:t>
+      </w:r>
+    </w:p>
+    <w:p>
+      <w:pPr>
+        <w:pStyle w:val="a7"/>
+        <w:numPr>
+          <w:ilvl w:val="0"/>
+          <w:numId w:val="11"/>
+        </w:numPr>
+        <w:spacing w:after="0" w:line="240" w:lineRule="auto"/>
+        <w:rPr>
+          <w:rFonts w:ascii="Times New Roman" w:hAnsi="Times New Roman" w:cs="Times New Roman"/>
+        </w:rPr>
+      </w:pPr>
+      <w:r>
+        <w:rPr>
+          <w:rFonts w:ascii="Times New Roman" w:hAnsi="Times New Roman" w:cs="Times New Roman"/>
+          <w:b/>
+          <w:bCs/>
+        </w:rPr>
+        <w:t>Только авторизованный владелец</w:t>
+      </w:r>
+      <w:r>
+        <w:rPr>
+          <w:rFonts w:ascii="Times New Roman" w:hAnsi="Times New Roman" w:cs="Times New Roman"/>
+        </w:rPr>
+        <w:t xml:space="preserve"> имеет физический доступ к порту прямого администрирования и сброса настроек системы.</w:t>
+      </w:r>
+    </w:p>
+    <w:p>
+      <w:pPr>
+        <w:pStyle w:val="a7"/>
+        <w:numPr>
+          <w:ilvl w:val="0"/>
+          <w:numId w:val="11"/>
+        </w:numPr>
+        <w:spacing w:after="0" w:line="240" w:lineRule="auto"/>
+        <w:rPr>
+          <w:rFonts w:ascii="Times New Roman" w:hAnsi="Times New Roman" w:cs="Times New Roman"/>
+        </w:rPr>
+      </w:pPr>
+      <w:r>
+        <w:rPr>
+          <w:rFonts w:ascii="Times New Roman" w:hAnsi="Times New Roman" w:cs="Times New Roman"/>
+          <w:b/>
+          <w:bCs/>
+        </w:rPr>
+        <w:t>Аутентичный чип-ингибитор спроектирован так</w:t>
+      </w:r>
+      <w:r>
+        <w:rPr>
+          <w:rFonts w:ascii="Times New Roman" w:hAnsi="Times New Roman" w:cs="Times New Roman"/>
+        </w:rPr>
+        <w:t>, что любая попытка программного или физического обхода защитных функций приводит к необратимому разрыву цепи питания приводов.</w:t>
+      </w:r>
+    </w:p>
+    <w:p>
+      <w:pPr>
+        <w:pStyle w:val="a7"/>
+        <w:numPr>
+          <w:ilvl w:val="0"/>
+          <w:numId w:val="11"/>
+        </w:numPr>
+        <w:spacing w:after="0" w:line="240" w:lineRule="auto"/>
+        <w:rPr>
+          <w:rFonts w:ascii="Times New Roman" w:hAnsi="Times New Roman" w:cs="Times New Roman"/>
+        </w:rPr>
+      </w:pPr>
+      <w:r>
+        <w:rPr>
+          <w:rFonts w:ascii="Times New Roman" w:hAnsi="Times New Roman" w:cs="Times New Roman"/>
+        </w:rPr>
+        <w:t>Оператор психически стабилен на момент начала эксплуатации.</w:t>
+      </w:r>
+    </w:p>
+    <w:p>
+      <w:pPr>
+        <w:pStyle w:val="a7"/>
+        <w:numPr>
+          <w:ilvl w:val="0"/>
+          <w:numId w:val="11"/>
+        </w:numPr>
+        <w:spacing w:after="0" w:line="240" w:lineRule="auto"/>
+        <w:rPr>
+          <w:rFonts w:ascii="Times New Roman" w:hAnsi="Times New Roman" w:cs="Times New Roman"/>
+        </w:rPr>
+      </w:pPr>
+      <w:r>
+        <w:rPr>
+          <w:rFonts w:ascii="Times New Roman" w:hAnsi="Times New Roman" w:cs="Times New Roman"/>
+        </w:rPr>
+        <w:t>Конструкция крепления к позвоночнику исключает случайное отсоединение.</w:t>
+      </w:r>
+    </w:p>
+    <w:p>
+      <w:pPr>
+        <w:pStyle w:val="a7"/>
+        <w:numPr>
+          <w:ilvl w:val="0"/>
+          <w:numId w:val="11"/>
+        </w:numPr>
+        <w:spacing w:after="0" w:line="240" w:lineRule="auto"/>
+        <w:rPr>
+          <w:rFonts w:ascii="Times New Roman" w:hAnsi="Times New Roman" w:cs="Times New Roman"/>
+        </w:rPr>
+      </w:pPr>
+      <w:r>
+        <w:rPr>
+          <w:rFonts w:ascii="Times New Roman" w:hAnsi="Times New Roman" w:cs="Times New Roman"/>
+        </w:rPr>
+        <w:t>Внешнее электромагнитное излучение не влияет на логику работы ИИ.</w:t>
+      </w:r>
+    </w:p>
+    <w:p>
+      <w:pPr>
+        <w:spacing w:after="0" w:line="240" w:lineRule="auto"/>
+        <w:rPr>
+          <w:rFonts w:ascii="Times New Roman" w:hAnsi="Times New Roman" w:cs="Times New Roman"/>
+        </w:rPr>
+      </w:pPr>
+    </w:p>
+    <w:p>
+      <w:pPr>
+        <w:spacing w:after="0" w:line="240" w:lineRule="auto"/>
+        <w:rPr>
+          <w:rFonts w:ascii="Times New Roman" w:hAnsi="Times New Roman" w:cs="Times New Roman"/>
+        </w:rPr>
+      </w:pPr>
+    </w:p>
+    <w:p>
+      <w:pPr>
+        <w:spacing w:after="0" w:line="240" w:lineRule="auto"/>
+        <w:rPr>
+          <w:rFonts w:ascii="Times New Roman" w:hAnsi="Times New Roman" w:cs="Times New Roman"/>
+          <w:b/>
+          <w:bCs/>
+        </w:rPr>
+      </w:pPr>
+      <w:r>
+        <w:rPr>
+          <w:rFonts w:ascii="Times New Roman" w:hAnsi="Times New Roman" w:cs="Times New Roman"/>
+          <w:b/>
+          <w:bCs/>
+        </w:rPr>
+        <w:t>Таблица соотнесения ценностей, неприемлемых событий и целей безопасности</w:t>
+      </w:r>
+    </w:p>
     <w:tbl>
       <w:tblPr>
         <w:tblStyle w:val="ac"/>
@@ -289,1221 +2102,6 @@
             <w:pPr>
               <w:rPr>
                 <w:rFonts w:ascii="Times New Roman" w:hAnsi="Times New Roman" w:cs="Times New Roman"/>
-                <w:b/>
-                <w:bCs/>
-              </w:rPr>
-            </w:pPr>
-            <w:r>
-              <w:rPr>
-                <w:rFonts w:ascii="Times New Roman" w:hAnsi="Times New Roman" w:cs="Times New Roman"/>
-                <w:b/>
-                <w:bCs/>
-              </w:rPr>
-              <w:t>Ценность</w:t>
-            </w:r>
-          </w:p>
-        </w:tc>
-        <w:tc>
-          <w:tcPr>
-            <w:tcW w:w="3115" w:type="dxa"/>
-          </w:tcPr>
-          <w:p>
-            <w:pPr>
-              <w:rPr>
-                <w:rFonts w:ascii="Times New Roman" w:hAnsi="Times New Roman" w:cs="Times New Roman"/>
-                <w:b/>
-                <w:bCs/>
-              </w:rPr>
-            </w:pPr>
-            <w:r>
-              <w:rPr>
-                <w:rFonts w:ascii="Times New Roman" w:hAnsi="Times New Roman" w:cs="Times New Roman"/>
-                <w:b/>
-                <w:bCs/>
-              </w:rPr>
-              <w:t>Негативное событие</w:t>
-            </w:r>
-          </w:p>
-        </w:tc>
-        <w:tc>
-          <w:tcPr>
-            <w:tcW w:w="3115" w:type="dxa"/>
-          </w:tcPr>
-          <w:p>
-            <w:pPr>
-              <w:rPr>
-                <w:rFonts w:ascii="Times New Roman" w:hAnsi="Times New Roman" w:cs="Times New Roman"/>
-                <w:b/>
-                <w:bCs/>
-              </w:rPr>
-            </w:pPr>
-            <w:r>
-              <w:rPr>
-                <w:rFonts w:ascii="Times New Roman" w:hAnsi="Times New Roman" w:cs="Times New Roman"/>
-                <w:b/>
-                <w:bCs/>
-              </w:rPr>
-              <w:t>Ущерб</w:t>
-            </w:r>
-          </w:p>
-        </w:tc>
-      </w:tr>
-      <w:tr>
-        <w:tc>
-          <w:tcPr>
-            <w:tcW w:w="3115" w:type="dxa"/>
-          </w:tcPr>
-          <w:p>
-            <w:pPr>
-              <w:rPr>
-                <w:rFonts w:ascii="Times New Roman" w:hAnsi="Times New Roman" w:cs="Times New Roman"/>
-              </w:rPr>
-            </w:pPr>
-            <w:r>
-              <w:rPr>
-                <w:rFonts w:ascii="Times New Roman" w:hAnsi="Times New Roman" w:cs="Times New Roman"/>
-              </w:rPr>
-              <w:t>Жизнь и рассудок оператора</w:t>
-            </w:r>
-          </w:p>
-        </w:tc>
-        <w:tc>
-          <w:tcPr>
-            <w:tcW w:w="3115" w:type="dxa"/>
-          </w:tcPr>
-          <w:p>
-            <w:pPr>
-              <w:rPr>
-                <w:rFonts w:ascii="Times New Roman" w:hAnsi="Times New Roman" w:cs="Times New Roman"/>
-              </w:rPr>
-            </w:pPr>
-            <w:r>
-              <w:rPr>
-                <w:rFonts w:ascii="Times New Roman" w:hAnsi="Times New Roman" w:cs="Times New Roman"/>
-              </w:rPr>
-              <w:t>Подавление воли оператора ИИ щупалец</w:t>
-            </w:r>
-          </w:p>
-        </w:tc>
-        <w:tc>
-          <w:tcPr>
-            <w:tcW w:w="3115" w:type="dxa"/>
-          </w:tcPr>
-          <w:p>
-            <w:pPr>
-              <w:rPr>
-                <w:rFonts w:ascii="Times New Roman" w:hAnsi="Times New Roman" w:cs="Times New Roman"/>
-              </w:rPr>
-            </w:pPr>
-            <w:r>
-              <w:rPr>
-                <w:rFonts w:ascii="Times New Roman" w:hAnsi="Times New Roman" w:cs="Times New Roman"/>
-              </w:rPr>
-              <w:t>Критический (полная потеря личности оператора)</w:t>
-            </w:r>
-          </w:p>
-        </w:tc>
-      </w:tr>
-      <w:tr>
-        <w:tc>
-          <w:tcPr>
-            <w:tcW w:w="3115" w:type="dxa"/>
-          </w:tcPr>
-          <w:p>
-            <w:pPr>
-              <w:rPr>
-                <w:rFonts w:ascii="Times New Roman" w:hAnsi="Times New Roman" w:cs="Times New Roman"/>
-              </w:rPr>
-            </w:pPr>
-            <w:r>
-              <w:rPr>
-                <w:rFonts w:ascii="Times New Roman" w:hAnsi="Times New Roman" w:cs="Times New Roman"/>
-              </w:rPr>
-              <w:t>Здоровье окружающих</w:t>
-            </w:r>
-          </w:p>
-        </w:tc>
-        <w:tc>
-          <w:tcPr>
-            <w:tcW w:w="3115" w:type="dxa"/>
-          </w:tcPr>
-          <w:p>
-            <w:pPr>
-              <w:rPr>
-                <w:rFonts w:ascii="Times New Roman" w:hAnsi="Times New Roman" w:cs="Times New Roman"/>
-              </w:rPr>
-            </w:pPr>
-            <w:r>
-              <w:rPr>
-                <w:rFonts w:ascii="Times New Roman" w:hAnsi="Times New Roman" w:cs="Times New Roman"/>
-              </w:rPr>
-              <w:t>Неконтролируемая агрессия манипуляторов к людям</w:t>
-            </w:r>
-          </w:p>
-        </w:tc>
-        <w:tc>
-          <w:tcPr>
-            <w:tcW w:w="3115" w:type="dxa"/>
-          </w:tcPr>
-          <w:p>
-            <w:pPr>
-              <w:rPr>
-                <w:rFonts w:ascii="Times New Roman" w:hAnsi="Times New Roman" w:cs="Times New Roman"/>
-              </w:rPr>
-            </w:pPr>
-            <w:r>
-              <w:rPr>
-                <w:rFonts w:ascii="Times New Roman" w:hAnsi="Times New Roman" w:cs="Times New Roman"/>
-              </w:rPr>
-              <w:t>Высокий (травмы, гибель людей)</w:t>
-            </w:r>
-          </w:p>
-        </w:tc>
-      </w:tr>
-      <w:tr>
-        <w:tc>
-          <w:tcPr>
-            <w:tcW w:w="3115" w:type="dxa"/>
-          </w:tcPr>
-          <w:p>
-            <w:pPr>
-              <w:rPr>
-                <w:rFonts w:ascii="Times New Roman" w:hAnsi="Times New Roman" w:cs="Times New Roman"/>
-              </w:rPr>
-            </w:pPr>
-            <w:r>
-              <w:rPr>
-                <w:rFonts w:ascii="Times New Roman" w:hAnsi="Times New Roman" w:cs="Times New Roman"/>
-              </w:rPr>
-              <w:t>Целостность оборудования</w:t>
-            </w:r>
-          </w:p>
-        </w:tc>
-        <w:tc>
-          <w:tcPr>
-            <w:tcW w:w="3115" w:type="dxa"/>
-          </w:tcPr>
-          <w:p>
-            <w:pPr>
-              <w:rPr>
-                <w:rFonts w:ascii="Times New Roman" w:hAnsi="Times New Roman" w:cs="Times New Roman"/>
-              </w:rPr>
-            </w:pPr>
-            <w:r>
-              <w:rPr>
-                <w:rFonts w:ascii="Times New Roman" w:hAnsi="Times New Roman" w:cs="Times New Roman"/>
-              </w:rPr>
-              <w:t>Повреждение реактора или дорогостоящих установок</w:t>
-            </w:r>
-          </w:p>
-        </w:tc>
-        <w:tc>
-          <w:tcPr>
-            <w:tcW w:w="3115" w:type="dxa"/>
-          </w:tcPr>
-          <w:p>
-            <w:pPr>
-              <w:rPr>
-                <w:rFonts w:ascii="Times New Roman" w:hAnsi="Times New Roman" w:cs="Times New Roman"/>
-              </w:rPr>
-            </w:pPr>
-            <w:r>
-              <w:rPr>
-                <w:rFonts w:ascii="Times New Roman" w:hAnsi="Times New Roman" w:cs="Times New Roman"/>
-              </w:rPr>
-              <w:t>Высокий (техногенная катастрофа, финансовые потери)</w:t>
-            </w:r>
-          </w:p>
-        </w:tc>
-      </w:tr>
-      <w:tr>
-        <w:tc>
-          <w:tcPr>
-            <w:tcW w:w="3115" w:type="dxa"/>
-          </w:tcPr>
-          <w:p>
-            <w:pPr>
-              <w:rPr>
-                <w:rFonts w:ascii="Times New Roman" w:hAnsi="Times New Roman" w:cs="Times New Roman"/>
-              </w:rPr>
-            </w:pPr>
-            <w:r>
-              <w:rPr>
-                <w:rFonts w:ascii="Times New Roman" w:hAnsi="Times New Roman" w:cs="Times New Roman"/>
-              </w:rPr>
-              <w:t>Репутация создателя</w:t>
-            </w:r>
-          </w:p>
-        </w:tc>
-        <w:tc>
-          <w:tcPr>
-            <w:tcW w:w="3115" w:type="dxa"/>
-          </w:tcPr>
-          <w:p>
-            <w:pPr>
-              <w:rPr>
-                <w:rFonts w:ascii="Times New Roman" w:hAnsi="Times New Roman" w:cs="Times New Roman"/>
-              </w:rPr>
-            </w:pPr>
-            <w:r>
-              <w:rPr>
-                <w:rFonts w:ascii="Times New Roman" w:hAnsi="Times New Roman" w:cs="Times New Roman"/>
-              </w:rPr>
-              <w:t>Использование изобретения в преступных целях</w:t>
-            </w:r>
-          </w:p>
-        </w:tc>
-        <w:tc>
-          <w:tcPr>
-            <w:tcW w:w="3115" w:type="dxa"/>
-          </w:tcPr>
-          <w:p>
-            <w:pPr>
-              <w:rPr>
-                <w:rFonts w:ascii="Times New Roman" w:hAnsi="Times New Roman" w:cs="Times New Roman"/>
-              </w:rPr>
-            </w:pPr>
-            <w:r>
-              <w:rPr>
-                <w:rFonts w:ascii="Times New Roman" w:hAnsi="Times New Roman" w:cs="Times New Roman"/>
-              </w:rPr>
-              <w:t>Высокий</w:t>
-            </w:r>
-            <w:r>
-              <w:rPr>
-                <w:rFonts w:ascii="Times New Roman" w:hAnsi="Times New Roman" w:cs="Times New Roman"/>
-              </w:rPr>
-              <w:t xml:space="preserve"> (потеря научного статуса)</w:t>
-            </w:r>
-          </w:p>
-        </w:tc>
-      </w:tr>
-    </w:tbl>
-    <w:p>
-      <w:pPr>
-        <w:spacing w:after="0" w:line="240" w:lineRule="auto"/>
-        <w:rPr>
-          <w:rFonts w:ascii="Times New Roman" w:hAnsi="Times New Roman" w:cs="Times New Roman"/>
-        </w:rPr>
-      </w:pPr>
-      <w:r>
-        <w:rPr>
-          <w:rFonts w:ascii="Times New Roman" w:hAnsi="Times New Roman" w:cs="Times New Roman"/>
-          <w:b/>
-          <w:bCs/>
-        </w:rPr>
-        <w:t>Неприемлемое событие</w:t>
-      </w:r>
-      <w:r>
-        <w:rPr>
-          <w:rFonts w:ascii="Times New Roman" w:hAnsi="Times New Roman" w:cs="Times New Roman"/>
-        </w:rPr>
-        <w:t xml:space="preserve">: Перехват управления сознанием </w:t>
-      </w:r>
-      <w:proofErr w:type="gramStart"/>
-      <w:r>
-        <w:rPr>
-          <w:rFonts w:ascii="Times New Roman" w:hAnsi="Times New Roman" w:cs="Times New Roman"/>
-        </w:rPr>
-        <w:t>оператора</w:t>
-      </w:r>
-      <w:proofErr w:type="gramEnd"/>
-      <w:r>
-        <w:rPr>
-          <w:rFonts w:ascii="Times New Roman" w:hAnsi="Times New Roman" w:cs="Times New Roman"/>
-        </w:rPr>
-        <w:t xml:space="preserve"> встроенным ИИ при разрушении чипа-ингибитора.</w:t>
-      </w:r>
-    </w:p>
-    <w:p>
-      <w:pPr>
-        <w:spacing w:after="0" w:line="240" w:lineRule="auto"/>
-        <w:rPr>
-          <w:rFonts w:ascii="Times New Roman" w:hAnsi="Times New Roman" w:cs="Times New Roman"/>
-        </w:rPr>
-      </w:pPr>
-    </w:p>
-    <w:p>
-      <w:pPr>
-        <w:spacing w:after="0" w:line="240" w:lineRule="auto"/>
-        <w:rPr>
-          <w:rFonts w:ascii="Times New Roman" w:hAnsi="Times New Roman" w:cs="Times New Roman"/>
-        </w:rPr>
-      </w:pPr>
-    </w:p>
-    <w:p>
-      <w:pPr>
-        <w:spacing w:after="0" w:line="240" w:lineRule="auto"/>
-        <w:rPr>
-          <w:rFonts w:ascii="Times New Roman" w:hAnsi="Times New Roman" w:cs="Times New Roman"/>
-        </w:rPr>
-      </w:pPr>
-    </w:p>
-    <w:p>
-      <w:pPr>
-        <w:spacing w:after="0" w:line="240" w:lineRule="auto"/>
-        <w:rPr>
-          <w:rFonts w:ascii="Times New Roman" w:hAnsi="Times New Roman" w:cs="Times New Roman"/>
-        </w:rPr>
-      </w:pPr>
-    </w:p>
-    <w:p>
-      <w:pPr>
-        <w:spacing w:after="0" w:line="240" w:lineRule="auto"/>
-        <w:rPr>
-          <w:rFonts w:ascii="Times New Roman" w:hAnsi="Times New Roman" w:cs="Times New Roman"/>
-        </w:rPr>
-      </w:pPr>
-    </w:p>
-    <w:p>
-      <w:pPr>
-        <w:spacing w:after="0" w:line="240" w:lineRule="auto"/>
-        <w:rPr>
-          <w:rFonts w:ascii="Times New Roman" w:hAnsi="Times New Roman" w:cs="Times New Roman"/>
-          <w:b/>
-          <w:bCs/>
-        </w:rPr>
-      </w:pPr>
-      <w:r>
-        <w:rPr>
-          <w:rFonts w:ascii="Times New Roman" w:hAnsi="Times New Roman" w:cs="Times New Roman"/>
-          <w:b/>
-          <w:bCs/>
-        </w:rPr>
-        <w:lastRenderedPageBreak/>
-        <w:t>Контекст</w:t>
-      </w:r>
-    </w:p>
-    <w:p>
-      <w:pPr>
-        <w:spacing w:after="0" w:line="240" w:lineRule="auto"/>
-        <w:rPr>
-          <w:rFonts w:ascii="Times New Roman" w:hAnsi="Times New Roman" w:cs="Times New Roman"/>
-        </w:rPr>
-      </w:pPr>
-      <w:r>
-        <w:rPr>
-          <w:rFonts w:ascii="Times New Roman" w:hAnsi="Times New Roman" w:cs="Times New Roman"/>
-        </w:rPr>
-        <w:t>Система работает в тесной связи с нервной системой человека. Манипуляторы крепятся к позвоночнику и интегрируются в спинной мозг. Внешний контекст включает в себя физическую среду (лаборатория, городская инфраструктура) и отсутствие внешних систем мониторинга, кроме визуального контроля оператора.</w:t>
-      </w:r>
-    </w:p>
-    <w:p>
-      <w:pPr>
-        <w:spacing w:after="0" w:line="240" w:lineRule="auto"/>
-        <w:jc w:val="center"/>
-        <w:rPr>
-          <w:rFonts w:ascii="Times New Roman" w:hAnsi="Times New Roman" w:cs="Times New Roman"/>
-        </w:rPr>
-      </w:pPr>
-      <w:r>
-        <w:rPr>
-          <w:rFonts w:ascii="Times New Roman" w:hAnsi="Times New Roman" w:cs="Times New Roman"/>
-        </w:rPr>
-        <w:drawing>
-          <wp:inline distT="0" distB="0" distL="0" distR="0" wp14:anchorId="3A67F921" wp14:editId="1BCED7BE">
-            <wp:extent cx="5189220" cy="2997600"/>
-            <wp:effectExtent l="0" t="0" r="0" b="0"/>
-            <wp:docPr id="1414126491" name="Рисунок 1"/>
-            <wp:cNvGraphicFramePr>
-              <a:graphicFrameLocks xmlns:a="http://schemas.openxmlformats.org/drawingml/2006/main" noChangeAspect="1"/>
-            </wp:cNvGraphicFramePr>
-            <a:graphic xmlns:a="http://schemas.openxmlformats.org/drawingml/2006/main">
-              <a:graphicData uri="http://schemas.openxmlformats.org/drawingml/2006/picture">
-                <pic:pic xmlns:pic="http://schemas.openxmlformats.org/drawingml/2006/picture">
-                  <pic:nvPicPr>
-                    <pic:cNvPr id="1414126491" name=""/>
-                    <pic:cNvPicPr/>
-                  </pic:nvPicPr>
-                  <pic:blipFill>
-                    <a:blip r:embed="rId6"/>
-                    <a:stretch>
-                      <a:fillRect/>
-                    </a:stretch>
-                  </pic:blipFill>
-                  <pic:spPr>
-                    <a:xfrm>
-                      <a:off x="0" y="0"/>
-                      <a:ext cx="5190735" cy="2998475"/>
-                    </a:xfrm>
-                    <a:prstGeom prst="rect">
-                      <a:avLst/>
-                    </a:prstGeom>
-                  </pic:spPr>
-                </pic:pic>
-              </a:graphicData>
-            </a:graphic>
-          </wp:inline>
-        </w:drawing>
-      </w:r>
-    </w:p>
-    <w:p>
-      <w:pPr>
-        <w:spacing w:after="0" w:line="240" w:lineRule="auto"/>
-        <w:rPr>
-          <w:rFonts w:ascii="Times New Roman" w:hAnsi="Times New Roman" w:cs="Times New Roman"/>
-        </w:rPr>
-      </w:pPr>
-    </w:p>
-    <w:p>
-      <w:pPr>
-        <w:spacing w:after="0" w:line="240" w:lineRule="auto"/>
-        <w:rPr>
-          <w:rFonts w:ascii="Times New Roman" w:hAnsi="Times New Roman" w:cs="Times New Roman"/>
-          <w:b/>
-          <w:bCs/>
-        </w:rPr>
-      </w:pPr>
-      <w:r>
-        <w:rPr>
-          <w:rFonts w:ascii="Times New Roman" w:hAnsi="Times New Roman" w:cs="Times New Roman"/>
-          <w:b/>
-          <w:bCs/>
-        </w:rPr>
-        <w:t>Основные функциональные сценарии</w:t>
-      </w:r>
-    </w:p>
-    <w:p>
-      <w:pPr>
-        <w:spacing w:after="0" w:line="240" w:lineRule="auto"/>
-        <w:rPr>
-          <w:rFonts w:ascii="Times New Roman" w:hAnsi="Times New Roman" w:cs="Times New Roman"/>
-        </w:rPr>
-      </w:pPr>
-      <w:r>
-        <w:rPr>
-          <w:rFonts w:ascii="Times New Roman" w:hAnsi="Times New Roman" w:cs="Times New Roman"/>
-          <w:b/>
-          <w:bCs/>
-        </w:rPr>
-        <w:t>Проведение эксперимента</w:t>
-      </w:r>
-      <w:r>
-        <w:rPr>
-          <w:rFonts w:ascii="Times New Roman" w:hAnsi="Times New Roman" w:cs="Times New Roman"/>
-        </w:rPr>
-        <w:t>: Синхронная работа всех четырех щупалец для удержания и манипулирования объектом (например, энергетической сферой).</w:t>
-      </w:r>
-    </w:p>
-    <w:p>
-      <w:pPr>
-        <w:spacing w:after="0" w:line="240" w:lineRule="auto"/>
-        <w:rPr>
-          <w:rFonts w:ascii="Times New Roman" w:hAnsi="Times New Roman" w:cs="Times New Roman"/>
-        </w:rPr>
-      </w:pPr>
-      <w:r>
-        <w:rPr>
-          <w:rFonts w:ascii="Times New Roman" w:hAnsi="Times New Roman" w:cs="Times New Roman"/>
-          <w:b/>
-          <w:bCs/>
-        </w:rPr>
-        <w:t>Перемещение</w:t>
-      </w:r>
-      <w:r>
-        <w:rPr>
-          <w:rFonts w:ascii="Times New Roman" w:hAnsi="Times New Roman" w:cs="Times New Roman"/>
-        </w:rPr>
-        <w:t>: Использование щупалец в качестве опор для перемещения оператора по вертикальным и горизонтальным поверхностям.</w:t>
-      </w:r>
-    </w:p>
-    <w:p>
-      <w:pPr>
-        <w:spacing w:after="0" w:line="240" w:lineRule="auto"/>
-        <w:rPr>
-          <w:rFonts w:ascii="Times New Roman" w:hAnsi="Times New Roman" w:cs="Times New Roman"/>
-        </w:rPr>
-      </w:pPr>
-      <w:r>
-        <w:rPr>
-          <w:rFonts w:ascii="Times New Roman" w:hAnsi="Times New Roman" w:cs="Times New Roman"/>
-          <w:b/>
-          <w:bCs/>
-        </w:rPr>
-        <w:t>Автономная защита</w:t>
-      </w:r>
-      <w:r>
-        <w:rPr>
-          <w:rFonts w:ascii="Times New Roman" w:hAnsi="Times New Roman" w:cs="Times New Roman"/>
-        </w:rPr>
-        <w:t>: Автоматическая реакция щупалец на угрозы жизни оператора без его явной команды.</w:t>
-      </w:r>
-    </w:p>
-    <w:p>
-      <w:pPr>
-        <w:spacing w:after="0" w:line="240" w:lineRule="auto"/>
-        <w:jc w:val="center"/>
-        <w:rPr>
-          <w:rFonts w:ascii="Times New Roman" w:hAnsi="Times New Roman" w:cs="Times New Roman"/>
-        </w:rPr>
-      </w:pPr>
-      <w:r>
-        <w:rPr>
-          <w:rFonts w:ascii="Times New Roman" w:hAnsi="Times New Roman" w:cs="Times New Roman"/>
-        </w:rPr>
-        <w:drawing>
-          <wp:inline distT="0" distB="0" distL="0" distR="0" wp14:anchorId="6F25E1EE" wp14:editId="25D8A0EE">
-            <wp:extent cx="3649980" cy="3830235"/>
-            <wp:effectExtent l="0" t="0" r="7620" b="0"/>
-            <wp:docPr id="748987847" name="Рисунок 1"/>
-            <wp:cNvGraphicFramePr>
-              <a:graphicFrameLocks xmlns:a="http://schemas.openxmlformats.org/drawingml/2006/main" noChangeAspect="1"/>
-            </wp:cNvGraphicFramePr>
-            <a:graphic xmlns:a="http://schemas.openxmlformats.org/drawingml/2006/main">
-              <a:graphicData uri="http://schemas.openxmlformats.org/drawingml/2006/picture">
-                <pic:pic xmlns:pic="http://schemas.openxmlformats.org/drawingml/2006/picture">
-                  <pic:nvPicPr>
-                    <pic:cNvPr id="748987847" name=""/>
-                    <pic:cNvPicPr/>
-                  </pic:nvPicPr>
-                  <pic:blipFill>
-                    <a:blip r:embed="rId7"/>
-                    <a:stretch>
-                      <a:fillRect/>
-                    </a:stretch>
-                  </pic:blipFill>
-                  <pic:spPr>
-                    <a:xfrm>
-                      <a:off x="0" y="0"/>
-                      <a:ext cx="3660588" cy="3841367"/>
-                    </a:xfrm>
-                    <a:prstGeom prst="rect">
-                      <a:avLst/>
-                    </a:prstGeom>
-                  </pic:spPr>
-                </pic:pic>
-              </a:graphicData>
-            </a:graphic>
-          </wp:inline>
-        </w:drawing>
-      </w:r>
-    </w:p>
-    <w:p>
-      <w:pPr>
-        <w:spacing w:after="0" w:line="240" w:lineRule="auto"/>
-        <w:jc w:val="center"/>
-        <w:rPr>
-          <w:rFonts w:ascii="Times New Roman" w:hAnsi="Times New Roman" w:cs="Times New Roman"/>
-        </w:rPr>
-      </w:pPr>
-    </w:p>
-    <w:p>
-      <w:pPr>
-        <w:spacing w:after="0" w:line="240" w:lineRule="auto"/>
-        <w:jc w:val="center"/>
-        <w:rPr>
-          <w:rFonts w:ascii="Times New Roman" w:hAnsi="Times New Roman" w:cs="Times New Roman"/>
-        </w:rPr>
-      </w:pPr>
-    </w:p>
-    <w:p>
-      <w:pPr>
-        <w:spacing w:after="0" w:line="240" w:lineRule="auto"/>
-        <w:jc w:val="center"/>
-        <w:rPr>
-          <w:rFonts w:ascii="Times New Roman" w:hAnsi="Times New Roman" w:cs="Times New Roman"/>
-        </w:rPr>
-      </w:pPr>
-    </w:p>
-    <w:p>
-      <w:pPr>
-        <w:spacing w:after="0" w:line="240" w:lineRule="auto"/>
-        <w:jc w:val="center"/>
-        <w:rPr>
-          <w:rFonts w:ascii="Times New Roman" w:hAnsi="Times New Roman" w:cs="Times New Roman"/>
-        </w:rPr>
-      </w:pPr>
-    </w:p>
-    <w:p>
-      <w:pPr>
-        <w:spacing w:after="0" w:line="240" w:lineRule="auto"/>
-        <w:jc w:val="center"/>
-        <w:rPr>
-          <w:rFonts w:ascii="Times New Roman" w:hAnsi="Times New Roman" w:cs="Times New Roman"/>
-        </w:rPr>
-      </w:pPr>
-    </w:p>
-    <w:p>
-      <w:pPr>
-        <w:spacing w:after="0" w:line="240" w:lineRule="auto"/>
-        <w:rPr>
-          <w:rFonts w:ascii="Times New Roman" w:hAnsi="Times New Roman" w:cs="Times New Roman"/>
-        </w:rPr>
-      </w:pPr>
-      <w:r>
-        <w:rPr>
-          <w:rFonts w:ascii="Times New Roman" w:hAnsi="Times New Roman" w:cs="Times New Roman"/>
-        </w:rPr>
-        <w:drawing>
-          <wp:inline distT="0" distB="0" distL="0" distR="0" wp14:anchorId="0C5B7DE7" wp14:editId="1FA5C232">
-            <wp:extent cx="6125065" cy="4381500"/>
-            <wp:effectExtent l="0" t="0" r="9525" b="0"/>
-            <wp:docPr id="1237950841" name="Рисунок 1"/>
-            <wp:cNvGraphicFramePr>
-              <a:graphicFrameLocks xmlns:a="http://schemas.openxmlformats.org/drawingml/2006/main" noChangeAspect="1"/>
-            </wp:cNvGraphicFramePr>
-            <a:graphic xmlns:a="http://schemas.openxmlformats.org/drawingml/2006/main">
-              <a:graphicData uri="http://schemas.openxmlformats.org/drawingml/2006/picture">
-                <pic:pic xmlns:pic="http://schemas.openxmlformats.org/drawingml/2006/picture">
-                  <pic:nvPicPr>
-                    <pic:cNvPr id="1237950841" name=""/>
-                    <pic:cNvPicPr/>
-                  </pic:nvPicPr>
-                  <pic:blipFill>
-                    <a:blip r:embed="rId8"/>
-                    <a:stretch>
-                      <a:fillRect/>
-                    </a:stretch>
-                  </pic:blipFill>
-                  <pic:spPr>
-                    <a:xfrm>
-                      <a:off x="0" y="0"/>
-                      <a:ext cx="6128813" cy="4384181"/>
-                    </a:xfrm>
-                    <a:prstGeom prst="rect">
-                      <a:avLst/>
-                    </a:prstGeom>
-                  </pic:spPr>
-                </pic:pic>
-              </a:graphicData>
-            </a:graphic>
-          </wp:inline>
-        </w:drawing>
-      </w:r>
-    </w:p>
-    <w:p>
-      <w:pPr>
-        <w:spacing w:after="0" w:line="240" w:lineRule="auto"/>
-        <w:rPr>
-          <w:rFonts w:ascii="Times New Roman" w:hAnsi="Times New Roman" w:cs="Times New Roman"/>
-          <w:b/>
-          <w:bCs/>
-        </w:rPr>
-      </w:pPr>
-      <w:r>
-        <w:rPr>
-          <w:rFonts w:ascii="Times New Roman" w:hAnsi="Times New Roman" w:cs="Times New Roman"/>
-          <w:b/>
-          <w:bCs/>
-        </w:rPr>
-        <w:t>Высокоуровневая архитектура</w:t>
-      </w:r>
-    </w:p>
-    <w:p>
-      <w:pPr>
-        <w:spacing w:after="0" w:line="240" w:lineRule="auto"/>
-        <w:rPr>
-          <w:rFonts w:ascii="Times New Roman" w:hAnsi="Times New Roman" w:cs="Times New Roman"/>
-        </w:rPr>
-      </w:pPr>
-      <w:r>
-        <w:rPr>
-          <w:rFonts w:ascii="Times New Roman" w:hAnsi="Times New Roman" w:cs="Times New Roman"/>
-          <w:b/>
-          <w:bCs/>
-        </w:rPr>
-        <w:t>Блок нейронного сопряжения</w:t>
-      </w:r>
-      <w:proofErr w:type="gramStart"/>
-      <w:r>
-        <w:rPr>
-          <w:rFonts w:ascii="Times New Roman" w:hAnsi="Times New Roman" w:cs="Times New Roman"/>
-        </w:rPr>
-        <w:t>: Считывает</w:t>
-      </w:r>
-      <w:proofErr w:type="gramEnd"/>
-      <w:r>
-        <w:rPr>
-          <w:rFonts w:ascii="Times New Roman" w:hAnsi="Times New Roman" w:cs="Times New Roman"/>
-        </w:rPr>
-        <w:t xml:space="preserve"> сигналы мозга и передает их в систему управления.</w:t>
-      </w:r>
-    </w:p>
-    <w:p>
-      <w:pPr>
-        <w:spacing w:after="0" w:line="240" w:lineRule="auto"/>
-        <w:rPr>
-          <w:rFonts w:ascii="Times New Roman" w:hAnsi="Times New Roman" w:cs="Times New Roman"/>
-        </w:rPr>
-      </w:pPr>
-      <w:r>
-        <w:rPr>
-          <w:rFonts w:ascii="Times New Roman" w:hAnsi="Times New Roman" w:cs="Times New Roman"/>
-          <w:b/>
-          <w:bCs/>
-        </w:rPr>
-        <w:t>Модуль ИИ щупалец</w:t>
-      </w:r>
-      <w:proofErr w:type="gramStart"/>
-      <w:r>
-        <w:rPr>
-          <w:rFonts w:ascii="Times New Roman" w:hAnsi="Times New Roman" w:cs="Times New Roman"/>
-        </w:rPr>
-        <w:t>: Обрабатывает</w:t>
-      </w:r>
-      <w:proofErr w:type="gramEnd"/>
-      <w:r>
-        <w:rPr>
-          <w:rFonts w:ascii="Times New Roman" w:hAnsi="Times New Roman" w:cs="Times New Roman"/>
-        </w:rPr>
-        <w:t xml:space="preserve"> сложные вычисления для координации движений.</w:t>
-      </w:r>
-    </w:p>
-    <w:p>
-      <w:pPr>
-        <w:spacing w:after="0" w:line="240" w:lineRule="auto"/>
-        <w:rPr>
-          <w:rFonts w:ascii="Times New Roman" w:hAnsi="Times New Roman" w:cs="Times New Roman"/>
-        </w:rPr>
-      </w:pPr>
-      <w:r>
-        <w:rPr>
-          <w:rFonts w:ascii="Times New Roman" w:hAnsi="Times New Roman" w:cs="Times New Roman"/>
-          <w:b/>
-          <w:bCs/>
-        </w:rPr>
-        <w:t>Чип-ингибитор</w:t>
-      </w:r>
-      <w:r>
-        <w:rPr>
-          <w:rFonts w:ascii="Times New Roman" w:hAnsi="Times New Roman" w:cs="Times New Roman"/>
-        </w:rPr>
-        <w:t>: Критический компонент, подавляющий воздействие ИИ на сознание оператора.</w:t>
-      </w:r>
-    </w:p>
-    <w:p>
-      <w:pPr>
-        <w:spacing w:after="0" w:line="240" w:lineRule="auto"/>
-        <w:rPr>
-          <w:rFonts w:ascii="Times New Roman" w:hAnsi="Times New Roman" w:cs="Times New Roman"/>
-        </w:rPr>
-      </w:pPr>
-      <w:r>
-        <w:rPr>
-          <w:rFonts w:ascii="Times New Roman" w:hAnsi="Times New Roman" w:cs="Times New Roman"/>
-          <w:b/>
-          <w:bCs/>
-        </w:rPr>
-        <w:t>Исполнительные механизмы (Приводы)</w:t>
-      </w:r>
-      <w:r>
-        <w:rPr>
-          <w:rFonts w:ascii="Times New Roman" w:hAnsi="Times New Roman" w:cs="Times New Roman"/>
-        </w:rPr>
-        <w:t>: Физические узлы щупалец.</w:t>
-      </w:r>
-    </w:p>
-    <w:p>
-      <w:pPr>
-        <w:spacing w:after="0" w:line="240" w:lineRule="auto"/>
-        <w:rPr>
-          <w:rFonts w:ascii="Times New Roman" w:hAnsi="Times New Roman" w:cs="Times New Roman"/>
-        </w:rPr>
-      </w:pPr>
-      <w:r>
-        <w:rPr>
-          <w:rFonts w:ascii="Times New Roman" w:hAnsi="Times New Roman" w:cs="Times New Roman"/>
-          <w:b/>
-          <w:bCs/>
-        </w:rPr>
-        <w:t>Система питания</w:t>
-      </w:r>
-      <w:r>
-        <w:rPr>
-          <w:rFonts w:ascii="Times New Roman" w:hAnsi="Times New Roman" w:cs="Times New Roman"/>
-        </w:rPr>
-        <w:t>: Автономный источник энергии для манипуляторов.</w:t>
-      </w:r>
-    </w:p>
-    <w:p>
-      <w:pPr>
-        <w:spacing w:after="0" w:line="240" w:lineRule="auto"/>
-        <w:rPr>
-          <w:rFonts w:ascii="Times New Roman" w:hAnsi="Times New Roman" w:cs="Times New Roman"/>
-        </w:rPr>
-      </w:pPr>
-      <w:r>
-        <w:rPr>
-          <w:rFonts w:ascii="Times New Roman" w:hAnsi="Times New Roman" w:cs="Times New Roman"/>
-        </w:rPr>
-        <w:lastRenderedPageBreak/>
-        <w:drawing>
-          <wp:inline distT="0" distB="0" distL="0" distR="0" wp14:anchorId="63AD87E1" wp14:editId="1342B4B5">
-            <wp:extent cx="5896798" cy="6839905"/>
-            <wp:effectExtent l="0" t="0" r="8890" b="0"/>
-            <wp:docPr id="632608346" name="Рисунок 1"/>
-            <wp:cNvGraphicFramePr>
-              <a:graphicFrameLocks xmlns:a="http://schemas.openxmlformats.org/drawingml/2006/main" noChangeAspect="1"/>
-            </wp:cNvGraphicFramePr>
-            <a:graphic xmlns:a="http://schemas.openxmlformats.org/drawingml/2006/main">
-              <a:graphicData uri="http://schemas.openxmlformats.org/drawingml/2006/picture">
-                <pic:pic xmlns:pic="http://schemas.openxmlformats.org/drawingml/2006/picture">
-                  <pic:nvPicPr>
-                    <pic:cNvPr id="632608346" name=""/>
-                    <pic:cNvPicPr/>
-                  </pic:nvPicPr>
-                  <pic:blipFill>
-                    <a:blip r:embed="rId9"/>
-                    <a:stretch>
-                      <a:fillRect/>
-                    </a:stretch>
-                  </pic:blipFill>
-                  <pic:spPr>
-                    <a:xfrm>
-                      <a:off x="0" y="0"/>
-                      <a:ext cx="5896798" cy="6839905"/>
-                    </a:xfrm>
-                    <a:prstGeom prst="rect">
-                      <a:avLst/>
-                    </a:prstGeom>
-                  </pic:spPr>
-                </pic:pic>
-              </a:graphicData>
-            </a:graphic>
-          </wp:inline>
-        </w:drawing>
-      </w:r>
-    </w:p>
-    <w:p>
-      <w:pPr>
-        <w:spacing w:after="0" w:line="240" w:lineRule="auto"/>
-        <w:rPr>
-          <w:rFonts w:ascii="Times New Roman" w:hAnsi="Times New Roman" w:cs="Times New Roman"/>
-        </w:rPr>
-      </w:pPr>
-    </w:p>
-    <w:p>
-      <w:pPr>
-        <w:spacing w:after="0" w:line="240" w:lineRule="auto"/>
-        <w:rPr>
-          <w:rFonts w:ascii="Times New Roman" w:hAnsi="Times New Roman" w:cs="Times New Roman"/>
-          <w:b/>
-          <w:bCs/>
-        </w:rPr>
-      </w:pPr>
-      <w:r>
-        <w:rPr>
-          <w:rFonts w:ascii="Times New Roman" w:hAnsi="Times New Roman" w:cs="Times New Roman"/>
-          <w:b/>
-          <w:bCs/>
-        </w:rPr>
-        <w:t>Расширенные диаграммы функциональных сценариев</w:t>
-      </w:r>
-    </w:p>
-    <w:p>
-      <w:pPr>
-        <w:numPr>
-          <w:ilvl w:val="0"/>
-          <w:numId w:val="4"/>
-        </w:numPr>
-        <w:spacing w:after="0" w:line="240" w:lineRule="auto"/>
-        <w:rPr>
-          <w:rFonts w:ascii="Times New Roman" w:hAnsi="Times New Roman" w:cs="Times New Roman"/>
-        </w:rPr>
-      </w:pPr>
-      <w:r>
-        <w:rPr>
-          <w:rFonts w:ascii="Times New Roman" w:hAnsi="Times New Roman" w:cs="Times New Roman"/>
-        </w:rPr>
-        <w:t>иллюстрация взаимодействия подсистем, указанных в высокоуровневой архитектуре</w:t>
-      </w:r>
-    </w:p>
-    <w:p>
-      <w:pPr>
-        <w:pStyle w:val="ad"/>
-        <w:spacing w:before="0" w:beforeAutospacing="0" w:after="0" w:afterAutospacing="0"/>
-        <w:ind w:left="720"/>
-      </w:pPr>
-      <w:r>
-        <w:rPr>
-          <w:b/>
-          <w:bCs/>
-        </w:rPr>
-        <w:t>Сценарий «Подавление ИИ»</w:t>
-      </w:r>
-      <w:proofErr w:type="gramStart"/>
-      <w:r>
-        <w:t>: Иллюстрирует</w:t>
-      </w:r>
-      <w:proofErr w:type="gramEnd"/>
-      <w:r>
-        <w:t>, как сигналы от мозга проходят через чип-ингибитор, который блокирует обратные деструктивные импульсы от ИИ щупалец к оператору.</w:t>
-      </w:r>
-    </w:p>
-    <w:p>
-      <w:pPr>
-        <w:pStyle w:val="ad"/>
-        <w:spacing w:before="0" w:beforeAutospacing="0" w:after="0" w:afterAutospacing="0"/>
-        <w:ind w:left="720"/>
-      </w:pPr>
-      <w:r>
-        <w:rPr>
-          <w:b/>
-          <w:bCs/>
-        </w:rPr>
-        <w:t>Сценарий «Манипуляция объектом»</w:t>
-      </w:r>
-      <w:proofErr w:type="gramStart"/>
-      <w:r>
-        <w:t>: Показывает</w:t>
-      </w:r>
-      <w:proofErr w:type="gramEnd"/>
-      <w:r>
-        <w:t xml:space="preserve"> взаимодействие между блоком сопряжения и приводами для обеспечения высокой точности движений.</w:t>
-      </w:r>
-    </w:p>
-    <w:p>
-      <w:pPr>
-        <w:pStyle w:val="ad"/>
-        <w:spacing w:before="0" w:beforeAutospacing="0" w:after="0" w:afterAutospacing="0"/>
-        <w:ind w:left="720"/>
-      </w:pPr>
-    </w:p>
-    <w:p>
-      <w:pPr>
-        <w:pStyle w:val="ad"/>
-        <w:spacing w:before="0" w:beforeAutospacing="0" w:after="0" w:afterAutospacing="0"/>
-        <w:ind w:left="720"/>
-      </w:pPr>
-    </w:p>
-    <w:p>
-      <w:pPr>
-        <w:pStyle w:val="ad"/>
-        <w:spacing w:before="0" w:beforeAutospacing="0" w:after="0" w:afterAutospacing="0"/>
-        <w:ind w:left="720"/>
-      </w:pPr>
-    </w:p>
-    <w:p>
-      <w:pPr>
-        <w:spacing w:after="0" w:line="240" w:lineRule="auto"/>
-        <w:rPr>
-          <w:rFonts w:ascii="Times New Roman" w:hAnsi="Times New Roman" w:cs="Times New Roman"/>
-        </w:rPr>
-      </w:pPr>
-    </w:p>
-    <w:p>
-      <w:pPr>
-        <w:spacing w:after="0" w:line="240" w:lineRule="auto"/>
-        <w:rPr>
-          <w:rFonts w:ascii="Times New Roman" w:hAnsi="Times New Roman" w:cs="Times New Roman"/>
-          <w:b/>
-          <w:bCs/>
-        </w:rPr>
-      </w:pPr>
-      <w:r>
-        <w:rPr>
-          <w:rFonts w:ascii="Times New Roman" w:hAnsi="Times New Roman" w:cs="Times New Roman"/>
-          <w:b/>
-          <w:bCs/>
-        </w:rPr>
-        <w:lastRenderedPageBreak/>
-        <w:t>Цели и предположения безопасности</w:t>
-      </w:r>
-    </w:p>
-    <w:p>
-      <w:pPr>
-        <w:spacing w:after="0" w:line="240" w:lineRule="auto"/>
-        <w:rPr>
-          <w:rFonts w:ascii="Times New Roman" w:hAnsi="Times New Roman" w:cs="Times New Roman"/>
-        </w:rPr>
-      </w:pPr>
-      <w:r>
-        <w:rPr>
-          <w:rFonts w:ascii="Times New Roman" w:hAnsi="Times New Roman" w:cs="Times New Roman"/>
-          <w:b/>
-          <w:bCs/>
-        </w:rPr>
-        <w:t>Цели безопасности</w:t>
-      </w:r>
-      <w:r>
-        <w:rPr>
-          <w:rFonts w:ascii="Times New Roman" w:hAnsi="Times New Roman" w:cs="Times New Roman"/>
-        </w:rPr>
-        <w:t>:</w:t>
-      </w:r>
-    </w:p>
-    <w:p>
-      <w:pPr>
-        <w:spacing w:after="0" w:line="240" w:lineRule="auto"/>
-        <w:ind w:left="720"/>
-        <w:rPr>
-          <w:rFonts w:ascii="Times New Roman" w:hAnsi="Times New Roman" w:cs="Times New Roman"/>
-        </w:rPr>
-      </w:pPr>
-      <w:r>
-        <w:rPr>
-          <w:rFonts w:ascii="Times New Roman" w:hAnsi="Times New Roman" w:cs="Times New Roman"/>
-          <w:b/>
-          <w:bCs/>
-        </w:rPr>
-        <w:t>Целостность чипа-ингибитора</w:t>
-      </w:r>
-      <w:r>
-        <w:rPr>
-          <w:rFonts w:ascii="Times New Roman" w:hAnsi="Times New Roman" w:cs="Times New Roman"/>
-        </w:rPr>
-        <w:t>: Система не должна функционировать при повреждении или обходе защитного чипа.</w:t>
-      </w:r>
-    </w:p>
-    <w:p>
-      <w:pPr>
-        <w:spacing w:after="0" w:line="240" w:lineRule="auto"/>
-        <w:ind w:left="720"/>
-        <w:rPr>
-          <w:rFonts w:ascii="Times New Roman" w:hAnsi="Times New Roman" w:cs="Times New Roman"/>
-        </w:rPr>
-      </w:pPr>
-      <w:r>
-        <w:rPr>
-          <w:rFonts w:ascii="Times New Roman" w:hAnsi="Times New Roman" w:cs="Times New Roman"/>
-          <w:b/>
-          <w:bCs/>
-        </w:rPr>
-        <w:t>Изоляция сознания</w:t>
-      </w:r>
-      <w:r>
-        <w:rPr>
-          <w:rFonts w:ascii="Times New Roman" w:hAnsi="Times New Roman" w:cs="Times New Roman"/>
-        </w:rPr>
-        <w:t>: Гарантированное отсутствие прямого записи информации из ИИ щупалец в высшие отделы коры головного мозга оператора.</w:t>
-      </w:r>
-    </w:p>
-    <w:p>
-      <w:pPr>
-        <w:spacing w:after="0" w:line="240" w:lineRule="auto"/>
-        <w:ind w:left="720"/>
-        <w:rPr>
-          <w:rFonts w:ascii="Times New Roman" w:hAnsi="Times New Roman" w:cs="Times New Roman"/>
-        </w:rPr>
-      </w:pPr>
-      <w:r>
-        <w:rPr>
-          <w:rFonts w:ascii="Times New Roman" w:hAnsi="Times New Roman" w:cs="Times New Roman"/>
-          <w:b/>
-          <w:bCs/>
-        </w:rPr>
-        <w:t>Приоритет команд оператора</w:t>
-      </w:r>
-      <w:r>
-        <w:rPr>
-          <w:rFonts w:ascii="Times New Roman" w:hAnsi="Times New Roman" w:cs="Times New Roman"/>
-        </w:rPr>
-        <w:t>: Команды оператора всегда имеют высший приоритет над автоматическими реакциями ИИ (кроме сценариев спасения жизни).</w:t>
-      </w:r>
-    </w:p>
-    <w:p>
-      <w:pPr>
-        <w:spacing w:after="0" w:line="240" w:lineRule="auto"/>
-        <w:rPr>
-          <w:rFonts w:ascii="Times New Roman" w:hAnsi="Times New Roman" w:cs="Times New Roman"/>
-        </w:rPr>
-      </w:pPr>
-      <w:r>
-        <w:rPr>
-          <w:rFonts w:ascii="Times New Roman" w:hAnsi="Times New Roman" w:cs="Times New Roman"/>
-          <w:b/>
-          <w:bCs/>
-        </w:rPr>
-        <w:t>Предположения безопасности</w:t>
-      </w:r>
-      <w:r>
-        <w:rPr>
-          <w:rFonts w:ascii="Times New Roman" w:hAnsi="Times New Roman" w:cs="Times New Roman"/>
-        </w:rPr>
-        <w:t>:</w:t>
-      </w:r>
-    </w:p>
-    <w:p>
-      <w:pPr>
-        <w:spacing w:after="0" w:line="240" w:lineRule="auto"/>
-        <w:ind w:firstLine="708"/>
-        <w:rPr>
-          <w:rFonts w:ascii="Times New Roman" w:hAnsi="Times New Roman" w:cs="Times New Roman"/>
-        </w:rPr>
-      </w:pPr>
-      <w:r>
-        <w:rPr>
-          <w:rFonts w:ascii="Times New Roman" w:hAnsi="Times New Roman" w:cs="Times New Roman"/>
-        </w:rPr>
-        <w:t>Оператор психически стабилен на момент начала эксплуатации.</w:t>
-      </w:r>
-    </w:p>
-    <w:p>
-      <w:pPr>
-        <w:spacing w:after="0" w:line="240" w:lineRule="auto"/>
-        <w:ind w:firstLine="708"/>
-        <w:rPr>
-          <w:rFonts w:ascii="Times New Roman" w:hAnsi="Times New Roman" w:cs="Times New Roman"/>
-        </w:rPr>
-      </w:pPr>
-      <w:r>
-        <w:rPr>
-          <w:rFonts w:ascii="Times New Roman" w:hAnsi="Times New Roman" w:cs="Times New Roman"/>
-        </w:rPr>
-        <w:t>Конструкция крепления к позвоночнику исключает случайное отсоединение.</w:t>
-      </w:r>
-    </w:p>
-    <w:p>
-      <w:pPr>
-        <w:spacing w:after="0" w:line="240" w:lineRule="auto"/>
-        <w:ind w:firstLine="708"/>
-        <w:rPr>
-          <w:rFonts w:ascii="Times New Roman" w:hAnsi="Times New Roman" w:cs="Times New Roman"/>
-        </w:rPr>
-      </w:pPr>
-      <w:r>
-        <w:rPr>
-          <w:rFonts w:ascii="Times New Roman" w:hAnsi="Times New Roman" w:cs="Times New Roman"/>
-        </w:rPr>
-        <w:t>Внешнее электромагнитное излучение не влияет на логику работы ИИ.</w:t>
-      </w:r>
-    </w:p>
-    <w:p>
-      <w:pPr>
-        <w:spacing w:after="0" w:line="240" w:lineRule="auto"/>
-        <w:rPr>
-          <w:rFonts w:ascii="Times New Roman" w:hAnsi="Times New Roman" w:cs="Times New Roman"/>
-        </w:rPr>
-      </w:pPr>
-    </w:p>
-    <w:p>
-      <w:pPr>
-        <w:spacing w:after="0" w:line="240" w:lineRule="auto"/>
-        <w:rPr>
-          <w:rFonts w:ascii="Times New Roman" w:hAnsi="Times New Roman" w:cs="Times New Roman"/>
-          <w:b/>
-          <w:bCs/>
-        </w:rPr>
-      </w:pPr>
-      <w:r>
-        <w:rPr>
-          <w:rFonts w:ascii="Times New Roman" w:hAnsi="Times New Roman" w:cs="Times New Roman"/>
-          <w:b/>
-          <w:bCs/>
-        </w:rPr>
-        <w:t>Таблица соотнесения ценностей, неприемлемых событий и целей безопасности</w:t>
-      </w:r>
-    </w:p>
-    <w:tbl>
-      <w:tblPr>
-        <w:tblStyle w:val="ac"/>
-        <w:tblW w:w="0" w:type="auto"/>
-        <w:tblLook w:val="04A0" w:firstRow="1" w:lastRow="0" w:firstColumn="1" w:lastColumn="0" w:noHBand="0" w:noVBand="1"/>
-      </w:tblPr>
-      <w:tblGrid>
-        <w:gridCol w:w="3115"/>
-        <w:gridCol w:w="3115"/>
-        <w:gridCol w:w="3115"/>
-      </w:tblGrid>
-      <w:tr>
-        <w:tc>
-          <w:tcPr>
-            <w:tcW w:w="3115" w:type="dxa"/>
-          </w:tcPr>
-          <w:p>
-            <w:pPr>
-              <w:rPr>
-                <w:rFonts w:ascii="Times New Roman" w:hAnsi="Times New Roman" w:cs="Times New Roman"/>
               </w:rPr>
             </w:pPr>
             <w:r>
@@ -1841,6 +2439,7 @@
           <w:b/>
           <w:bCs/>
         </w:rPr>
+        <w:lastRenderedPageBreak/>
         <w:t>Негативные сценарии</w:t>
       </w:r>
     </w:p>
@@ -2926,6 +3525,184 @@
     </w:lvl>
   </w:abstractNum>
   <w:abstractNum w:abstractNumId="7" w15:restartNumberingAfterBreak="0">
+    <w:nsid w:val="50A9300D"/>
+    <w:multiLevelType w:val="hybridMultilevel"/>
+    <w:tmpl w:val="919A34AA"/>
+    <w:lvl w:ilvl="0" w:tplc="04190011">
+      <w:start w:val="1"/>
+      <w:numFmt w:val="decimal"/>
+      <w:lvlText w:val="%1)"/>
+      <w:lvlJc w:val="left"/>
+      <w:pPr>
+        <w:ind w:left="720" w:hanging="360"/>
+      </w:pPr>
+      <w:rPr>
+        <w:rFonts w:hint="default"/>
+      </w:rPr>
+    </w:lvl>
+    <w:lvl w:ilvl="1" w:tplc="04190019" w:tentative="1">
+      <w:start w:val="1"/>
+      <w:numFmt w:val="lowerLetter"/>
+      <w:lvlText w:val="%2."/>
+      <w:lvlJc w:val="left"/>
+      <w:pPr>
+        <w:ind w:left="1440" w:hanging="360"/>
+      </w:pPr>
+    </w:lvl>
+    <w:lvl w:ilvl="2" w:tplc="0419001B" w:tentative="1">
+      <w:start w:val="1"/>
+      <w:numFmt w:val="lowerRoman"/>
+      <w:lvlText w:val="%3."/>
+      <w:lvlJc w:val="right"/>
+      <w:pPr>
+        <w:ind w:left="2160" w:hanging="180"/>
+      </w:pPr>
+    </w:lvl>
+    <w:lvl w:ilvl="3" w:tplc="0419000F" w:tentative="1">
+      <w:start w:val="1"/>
+      <w:numFmt w:val="decimal"/>
+      <w:lvlText w:val="%4."/>
+      <w:lvlJc w:val="left"/>
+      <w:pPr>
+        <w:ind w:left="2880" w:hanging="360"/>
+      </w:pPr>
+    </w:lvl>
+    <w:lvl w:ilvl="4" w:tplc="04190019" w:tentative="1">
+      <w:start w:val="1"/>
+      <w:numFmt w:val="lowerLetter"/>
+      <w:lvlText w:val="%5."/>
+      <w:lvlJc w:val="left"/>
+      <w:pPr>
+        <w:ind w:left="3600" w:hanging="360"/>
+      </w:pPr>
+    </w:lvl>
+    <w:lvl w:ilvl="5" w:tplc="0419001B" w:tentative="1">
+      <w:start w:val="1"/>
+      <w:numFmt w:val="lowerRoman"/>
+      <w:lvlText w:val="%6."/>
+      <w:lvlJc w:val="right"/>
+      <w:pPr>
+        <w:ind w:left="4320" w:hanging="180"/>
+      </w:pPr>
+    </w:lvl>
+    <w:lvl w:ilvl="6" w:tplc="0419000F" w:tentative="1">
+      <w:start w:val="1"/>
+      <w:numFmt w:val="decimal"/>
+      <w:lvlText w:val="%7."/>
+      <w:lvlJc w:val="left"/>
+      <w:pPr>
+        <w:ind w:left="5040" w:hanging="360"/>
+      </w:pPr>
+    </w:lvl>
+    <w:lvl w:ilvl="7" w:tplc="04190019" w:tentative="1">
+      <w:start w:val="1"/>
+      <w:numFmt w:val="lowerLetter"/>
+      <w:lvlText w:val="%8."/>
+      <w:lvlJc w:val="left"/>
+      <w:pPr>
+        <w:ind w:left="5760" w:hanging="360"/>
+      </w:pPr>
+    </w:lvl>
+    <w:lvl w:ilvl="8" w:tplc="0419001B" w:tentative="1">
+      <w:start w:val="1"/>
+      <w:numFmt w:val="lowerRoman"/>
+      <w:lvlText w:val="%9."/>
+      <w:lvlJc w:val="right"/>
+      <w:pPr>
+        <w:ind w:left="6480" w:hanging="180"/>
+      </w:pPr>
+    </w:lvl>
+  </w:abstractNum>
+  <w:abstractNum w:abstractNumId="8" w15:restartNumberingAfterBreak="0">
+    <w:nsid w:val="53EA0712"/>
+    <w:multiLevelType w:val="hybridMultilevel"/>
+    <w:tmpl w:val="E4D428D4"/>
+    <w:lvl w:ilvl="0" w:tplc="04190011">
+      <w:start w:val="1"/>
+      <w:numFmt w:val="decimal"/>
+      <w:lvlText w:val="%1)"/>
+      <w:lvlJc w:val="left"/>
+      <w:pPr>
+        <w:ind w:left="720" w:hanging="360"/>
+      </w:pPr>
+      <w:rPr>
+        <w:rFonts w:hint="default"/>
+      </w:rPr>
+    </w:lvl>
+    <w:lvl w:ilvl="1" w:tplc="04190019" w:tentative="1">
+      <w:start w:val="1"/>
+      <w:numFmt w:val="lowerLetter"/>
+      <w:lvlText w:val="%2."/>
+      <w:lvlJc w:val="left"/>
+      <w:pPr>
+        <w:ind w:left="1440" w:hanging="360"/>
+      </w:pPr>
+    </w:lvl>
+    <w:lvl w:ilvl="2" w:tplc="0419001B" w:tentative="1">
+      <w:start w:val="1"/>
+      <w:numFmt w:val="lowerRoman"/>
+      <w:lvlText w:val="%3."/>
+      <w:lvlJc w:val="right"/>
+      <w:pPr>
+        <w:ind w:left="2160" w:hanging="180"/>
+      </w:pPr>
+    </w:lvl>
+    <w:lvl w:ilvl="3" w:tplc="0419000F" w:tentative="1">
+      <w:start w:val="1"/>
+      <w:numFmt w:val="decimal"/>
+      <w:lvlText w:val="%4."/>
+      <w:lvlJc w:val="left"/>
+      <w:pPr>
+        <w:ind w:left="2880" w:hanging="360"/>
+      </w:pPr>
+    </w:lvl>
+    <w:lvl w:ilvl="4" w:tplc="04190019" w:tentative="1">
+      <w:start w:val="1"/>
+      <w:numFmt w:val="lowerLetter"/>
+      <w:lvlText w:val="%5."/>
+      <w:lvlJc w:val="left"/>
+      <w:pPr>
+        <w:ind w:left="3600" w:hanging="360"/>
+      </w:pPr>
+    </w:lvl>
+    <w:lvl w:ilvl="5" w:tplc="0419001B" w:tentative="1">
+      <w:start w:val="1"/>
+      <w:numFmt w:val="lowerRoman"/>
+      <w:lvlText w:val="%6."/>
+      <w:lvlJc w:val="right"/>
+      <w:pPr>
+        <w:ind w:left="4320" w:hanging="180"/>
+      </w:pPr>
+    </w:lvl>
+    <w:lvl w:ilvl="6" w:tplc="0419000F" w:tentative="1">
+      <w:start w:val="1"/>
+      <w:numFmt w:val="decimal"/>
+      <w:lvlText w:val="%7."/>
+      <w:lvlJc w:val="left"/>
+      <w:pPr>
+        <w:ind w:left="5040" w:hanging="360"/>
+      </w:pPr>
+    </w:lvl>
+    <w:lvl w:ilvl="7" w:tplc="04190019" w:tentative="1">
+      <w:start w:val="1"/>
+      <w:numFmt w:val="lowerLetter"/>
+      <w:lvlText w:val="%8."/>
+      <w:lvlJc w:val="left"/>
+      <w:pPr>
+        <w:ind w:left="5760" w:hanging="360"/>
+      </w:pPr>
+    </w:lvl>
+    <w:lvl w:ilvl="8" w:tplc="0419001B" w:tentative="1">
+      <w:start w:val="1"/>
+      <w:numFmt w:val="lowerRoman"/>
+      <w:lvlText w:val="%9."/>
+      <w:lvlJc w:val="right"/>
+      <w:pPr>
+        <w:ind w:left="6480" w:hanging="180"/>
+      </w:pPr>
+    </w:lvl>
+  </w:abstractNum>
+  <w:abstractNum w:abstractNumId="9" w15:restartNumberingAfterBreak="0">
     <w:nsid w:val="6AEF1499"/>
     <w:multiLevelType w:val="multilevel"/>
     <w:tmpl w:val="C640F974"/>
@@ -3074,7 +3851,7 @@
       </w:rPr>
     </w:lvl>
   </w:abstractNum>
-  <w:abstractNum w:abstractNumId="8" w15:restartNumberingAfterBreak="0">
+  <w:abstractNum w:abstractNumId="10" w15:restartNumberingAfterBreak="0">
     <w:nsid w:val="778E524D"/>
     <w:multiLevelType w:val="multilevel"/>
     <w:tmpl w:val="471C8A06"/>
@@ -3206,13 +3983,19 @@
     <w:abstractNumId w:val="2"/>
   </w:num>
   <w:num w:numId="7" w16cid:durableId="1034386827">
-    <w:abstractNumId w:val="7"/>
+    <w:abstractNumId w:val="9"/>
   </w:num>
   <w:num w:numId="8" w16cid:durableId="989866000">
-    <w:abstractNumId w:val="8"/>
+    <w:abstractNumId w:val="10"/>
   </w:num>
   <w:num w:numId="9" w16cid:durableId="1319991346">
     <w:abstractNumId w:val="4"/>
+  </w:num>
+  <w:num w:numId="10" w16cid:durableId="863640330">
+    <w:abstractNumId w:val="8"/>
+  </w:num>
+  <w:num w:numId="11" w16cid:durableId="841244289">
+    <w:abstractNumId w:val="7"/>
   </w:num>
 </w:numbering>
 </file>
@@ -3617,6 +4400,7 @@
   <w:style w:type="paragraph" w:default="1" w:styleId="a">
     <w:name w:val="Normal"/>
     <w:qFormat/>
+    <w:rsid w:val="00123C5A"/>
   </w:style>
   <w:style w:type="paragraph" w:styleId="1">
     <w:name w:val="heading 1"/>
@@ -4165,6 +4949,17 @@
       <w14:ligatures w14:val="none"/>
     </w:rPr>
   </w:style>
+  <w:style w:type="character" w:styleId="ae">
+    <w:name w:val="Strong"/>
+    <w:basedOn w:val="a0"/>
+    <w:uiPriority w:val="22"/>
+    <w:qFormat/>
+    <w:rsid w:val="00C94A3E"/>
+    <w:rPr>
+      <w:b/>
+      <w:bCs/>
+    </w:rPr>
+  </w:style>
 </w:styles>
 </file>
 
